--- a/Relatório_Projeto.docx
+++ b/Relatório_Projeto.docx
@@ -11,6 +11,28 @@
           <w:sz w:val="32"/>
         </w:rPr>
       </w:pPr>
+      <w:r>
+        <w:rPr>
+          <w:sz w:val="32"/>
+        </w:rPr>
+        <w:t>Introdução à Engenharia de Software</w:t>
+      </w:r>
+    </w:p>
+    <w:p>
+      <w:pPr>
+        <w:spacing w:after="394"/>
+        <w:ind w:left="11"/>
+        <w:jc w:val="center"/>
+        <w:rPr>
+          <w:sz w:val="32"/>
+        </w:rPr>
+      </w:pPr>
+      <w:r>
+        <w:rPr>
+          <w:sz w:val="32"/>
+        </w:rPr>
+        <w:t>Trabalho de grupo</w:t>
+      </w:r>
     </w:p>
     <w:p>
       <w:pPr>
@@ -26,36 +48,6 @@
           <w:sz w:val="32"/>
         </w:rPr>
         <w:br w:type="page"/>
-      </w:r>
-    </w:p>
-    <w:p>
-      <w:pPr>
-        <w:spacing w:after="394"/>
-        <w:ind w:left="11"/>
-        <w:jc w:val="center"/>
-      </w:pPr>
-      <w:r>
-        <w:rPr>
-          <w:sz w:val="32"/>
-        </w:rPr>
-        <w:lastRenderedPageBreak/>
-        <w:t xml:space="preserve">Introdução à Engenharia de Software  </w:t>
-      </w:r>
-    </w:p>
-    <w:p>
-      <w:pPr>
-        <w:spacing w:after="358"/>
-        <w:ind w:left="11" w:right="1"/>
-        <w:jc w:val="center"/>
-      </w:pPr>
-      <w:r>
-        <w:rPr>
-          <w:sz w:val="32"/>
-        </w:rPr>
-        <w:t>Trabalho de grupo</w:t>
-      </w:r>
-      <w:r>
-        <w:t xml:space="preserve"> </w:t>
       </w:r>
     </w:p>
     <w:p>
@@ -67,6 +59,7 @@
         </w:numPr>
       </w:pPr>
       <w:r>
+        <w:lastRenderedPageBreak/>
         <w:t xml:space="preserve">Introdução  </w:t>
       </w:r>
     </w:p>
@@ -85,7 +78,43 @@
           <w:sz w:val="22"/>
           <w:szCs w:val="22"/>
         </w:rPr>
-        <w:t>A crescente complexidade das cadeias de abastecimento modernas exige que as empresas adotem sistemas de informação ágeis, centralizados e interoperáveis. No contexto logístico de transações Business-to-Business (B2B), um dos maiores desafios operacionais reside na fase de expedição de mercadorias. A falta de comunicação padronizada entre diferentes parceiros de negócio resulta frequentemente em erros de consolidação de carga (empaletamento), ineficiências na gestão do espaço de armazém e falhas na rastreabilidade dos produtos durante a distribuição. Assim, nesta secção inicial, enquadra-se o problema focando a necessidade de desenhar um Sistema Logístico de Expedição de Produtos Universal, projetado para mitigar falhas humanas e otimizar a comunicação entre a empresa fornecedora e a transportadora.   O presente relatório apresenta um breve roadmap de todo o trabalho e estrutura-se da seguinte forma:</w:t>
+        <w:t>A crescente complexidade das cadeias de abastecimento modernas exige que as empresas adotem sistemas de informação ágeis, centralizados e interoperáveis. No contexto logístico de transações Business-to-Business (B2B), um dos maiores desafios operacionais reside na fase de expedição de mercadorias. A falta de comunicação padronizada entre diferentes parceiros de negócio resulta frequentemente em erros de consolidação de carga (</w:t>
+      </w:r>
+      <w:proofErr w:type="spellStart"/>
+      <w:r>
+        <w:rPr>
+          <w:rFonts w:ascii="Calibri" w:hAnsi="Calibri" w:cs="Calibri"/>
+          <w:sz w:val="22"/>
+          <w:szCs w:val="22"/>
+        </w:rPr>
+        <w:t>empaletamento</w:t>
+      </w:r>
+      <w:proofErr w:type="spellEnd"/>
+      <w:r>
+        <w:rPr>
+          <w:rFonts w:ascii="Calibri" w:hAnsi="Calibri" w:cs="Calibri"/>
+          <w:sz w:val="22"/>
+          <w:szCs w:val="22"/>
+        </w:rPr>
+        <w:t xml:space="preserve">), ineficiências na gestão do espaço de armazém e falhas na rastreabilidade dos produtos durante a distribuição. Assim, nesta secção inicial, enquadra-se o problema focando a necessidade de desenhar um Sistema Logístico de Expedição de Produtos Universal, projetado para mitigar falhas humanas e otimizar a comunicação entre a empresa fornecedora e a transportadora.   O presente relatório apresenta um breve </w:t>
+      </w:r>
+      <w:proofErr w:type="spellStart"/>
+      <w:r>
+        <w:rPr>
+          <w:rFonts w:ascii="Calibri" w:hAnsi="Calibri" w:cs="Calibri"/>
+          <w:sz w:val="22"/>
+          <w:szCs w:val="22"/>
+        </w:rPr>
+        <w:t>roadmap</w:t>
+      </w:r>
+      <w:proofErr w:type="spellEnd"/>
+      <w:r>
+        <w:rPr>
+          <w:rFonts w:ascii="Calibri" w:hAnsi="Calibri" w:cs="Calibri"/>
+          <w:sz w:val="22"/>
+          <w:szCs w:val="22"/>
+        </w:rPr>
+        <w:t xml:space="preserve"> de todo o trabalho e estrutura-se da seguinte forma:</w:t>
       </w:r>
     </w:p>
     <w:p>
@@ -103,7 +132,79 @@
           <w:sz w:val="22"/>
           <w:szCs w:val="22"/>
         </w:rPr>
-        <w:t>A Secção 2 expõe a descrição e delimitação do problema em linguagem natural, mapeando as necessidades, as entidades e as pré e pós-condições. As Secções 3 e 4 apresentam os Uses cases e o Diagrama de classes, incluindo os respetivos esquemas e descrições. A Secção 5 aborda a Base de dados, apresentando o esquema, as consultas de SQL para tabelas e relações, e a implementação de Store Procedures. Na Secção 6 é apresentado o Prótotipo (ou mockup), juntamente com a explicação da sua conceção. Finalmente, a Secção 7 detalha as Limitações e trabalho futuro, englobando também a listagem dos documentos a entregar em anexo.</w:t>
+        <w:t xml:space="preserve">A Secção 2 expõe a descrição e delimitação do problema em linguagem natural, mapeando as necessidades, as entidades e as pré e pós-condições. As Secções 3 e 4 apresentam os Uses cases e o Diagrama de classes, incluindo os respetivos esquemas e descrições. A Secção 5 aborda a Base de dados, apresentando o esquema, as consultas de SQL para tabelas e relações, e a implementação de </w:t>
+      </w:r>
+      <w:proofErr w:type="spellStart"/>
+      <w:r>
+        <w:rPr>
+          <w:rFonts w:ascii="Calibri" w:hAnsi="Calibri" w:cs="Calibri"/>
+          <w:sz w:val="22"/>
+          <w:szCs w:val="22"/>
+        </w:rPr>
+        <w:t>Store</w:t>
+      </w:r>
+      <w:proofErr w:type="spellEnd"/>
+      <w:r>
+        <w:rPr>
+          <w:rFonts w:ascii="Calibri" w:hAnsi="Calibri" w:cs="Calibri"/>
+          <w:sz w:val="22"/>
+          <w:szCs w:val="22"/>
+        </w:rPr>
+        <w:t xml:space="preserve"> </w:t>
+      </w:r>
+      <w:proofErr w:type="spellStart"/>
+      <w:r>
+        <w:rPr>
+          <w:rFonts w:ascii="Calibri" w:hAnsi="Calibri" w:cs="Calibri"/>
+          <w:sz w:val="22"/>
+          <w:szCs w:val="22"/>
+        </w:rPr>
+        <w:t>Procedures</w:t>
+      </w:r>
+      <w:proofErr w:type="spellEnd"/>
+      <w:r>
+        <w:rPr>
+          <w:rFonts w:ascii="Calibri" w:hAnsi="Calibri" w:cs="Calibri"/>
+          <w:sz w:val="22"/>
+          <w:szCs w:val="22"/>
+        </w:rPr>
+        <w:t xml:space="preserve">. Na Secção 6 é apresentado o </w:t>
+      </w:r>
+      <w:proofErr w:type="spellStart"/>
+      <w:r>
+        <w:rPr>
+          <w:rFonts w:ascii="Calibri" w:hAnsi="Calibri" w:cs="Calibri"/>
+          <w:sz w:val="22"/>
+          <w:szCs w:val="22"/>
+        </w:rPr>
+        <w:t>Prótotipo</w:t>
+      </w:r>
+      <w:proofErr w:type="spellEnd"/>
+      <w:r>
+        <w:rPr>
+          <w:rFonts w:ascii="Calibri" w:hAnsi="Calibri" w:cs="Calibri"/>
+          <w:sz w:val="22"/>
+          <w:szCs w:val="22"/>
+        </w:rPr>
+        <w:t xml:space="preserve"> (ou </w:t>
+      </w:r>
+      <w:proofErr w:type="spellStart"/>
+      <w:r>
+        <w:rPr>
+          <w:rFonts w:ascii="Calibri" w:hAnsi="Calibri" w:cs="Calibri"/>
+          <w:sz w:val="22"/>
+          <w:szCs w:val="22"/>
+        </w:rPr>
+        <w:t>mockup</w:t>
+      </w:r>
+      <w:proofErr w:type="spellEnd"/>
+      <w:r>
+        <w:rPr>
+          <w:rFonts w:ascii="Calibri" w:hAnsi="Calibri" w:cs="Calibri"/>
+          <w:sz w:val="22"/>
+          <w:szCs w:val="22"/>
+        </w:rPr>
+        <w:t>), juntamente com a explicação da sua conceção. Finalmente, a Secção 7 detalha as Limitações e trabalho futuro, englobando também a listagem dos documentos a entregar em anexo.</w:t>
       </w:r>
     </w:p>
     <w:p>
@@ -112,132 +213,688 @@
         <w:ind w:left="-5"/>
       </w:pPr>
       <w:r>
+        <w:lastRenderedPageBreak/>
         <w:t xml:space="preserve">2- Descrição e delimitação do Problema  </w:t>
       </w:r>
     </w:p>
     <w:p>
       <w:pPr>
-        <w:spacing w:line="359" w:lineRule="auto"/>
+        <w:pStyle w:val="Ttulo1"/>
         <w:ind w:left="-5"/>
-      </w:pPr>
-      <w:r>
-        <w:t xml:space="preserve">Em linguagem natural deverá descrever todo o problema que vai analisar e em que contexto surgiu.  </w:t>
-      </w:r>
-    </w:p>
-    <w:p>
-      <w:pPr>
-        <w:spacing w:line="359" w:lineRule="auto"/>
+        <w:jc w:val="both"/>
+        <w:rPr>
+          <w:rFonts w:ascii="Calibri" w:hAnsi="Calibri" w:cs="Calibri"/>
+          <w:bCs/>
+          <w:sz w:val="22"/>
+          <w:szCs w:val="22"/>
+        </w:rPr>
+      </w:pPr>
+      <w:r>
+        <w:rPr>
+          <w:rFonts w:ascii="Calibri" w:hAnsi="Calibri" w:cs="Calibri"/>
+          <w:bCs/>
+          <w:sz w:val="22"/>
+          <w:szCs w:val="22"/>
+        </w:rPr>
+        <w:t xml:space="preserve">Descrição da necessidade </w:t>
+      </w:r>
+    </w:p>
+    <w:p>
+      <w:pPr>
+        <w:pStyle w:val="Ttulo1"/>
         <w:ind w:left="-5"/>
-      </w:pPr>
-      <w:r>
-        <w:t xml:space="preserve">Pode usar imagens, esquemas, etc. Deverá estar TODA a informação que vai ser usada nas secções seguintes.  </w:t>
-      </w:r>
-    </w:p>
-    <w:p>
-      <w:pPr>
-        <w:spacing w:after="392"/>
+        <w:jc w:val="both"/>
+        <w:rPr>
+          <w:rFonts w:ascii="Calibri" w:hAnsi="Calibri" w:cs="Calibri"/>
+          <w:b w:val="0"/>
+          <w:sz w:val="22"/>
+          <w:szCs w:val="22"/>
+        </w:rPr>
+      </w:pPr>
+      <w:r>
+        <w:rPr>
+          <w:rFonts w:ascii="Calibri" w:hAnsi="Calibri" w:cs="Calibri"/>
+          <w:b w:val="0"/>
+          <w:sz w:val="22"/>
+          <w:szCs w:val="22"/>
+        </w:rPr>
+        <w:t>A atual cadeia de abastecimento entre empresas (B2B) carece de uma plataforma centralizada e universal que permita a interoperabilidade na comunicação de expedições. Existe a necessidade premente de um sistema que não só faça a gestão de stock de produtos individuais, mas que otimize e rastreie o seu agrupamento físico (</w:t>
+      </w:r>
+      <w:proofErr w:type="spellStart"/>
+      <w:r>
+        <w:rPr>
+          <w:rFonts w:ascii="Calibri" w:hAnsi="Calibri" w:cs="Calibri"/>
+          <w:b w:val="0"/>
+          <w:sz w:val="22"/>
+          <w:szCs w:val="22"/>
+        </w:rPr>
+        <w:t>empaletamento</w:t>
+      </w:r>
+      <w:proofErr w:type="spellEnd"/>
+      <w:r>
+        <w:rPr>
+          <w:rFonts w:ascii="Calibri" w:hAnsi="Calibri" w:cs="Calibri"/>
+          <w:b w:val="0"/>
+          <w:sz w:val="22"/>
+          <w:szCs w:val="22"/>
+        </w:rPr>
+        <w:t>) e respetiva alocação a rotas de distribuição, reduzindo erros de carga, extravios e tempos de espera nos cais de armazém.</w:t>
+      </w:r>
+    </w:p>
+    <w:p>
+      <w:pPr>
+        <w:pStyle w:val="Ttulo1"/>
         <w:ind w:left="-5"/>
-      </w:pPr>
-      <w:r>
-        <w:lastRenderedPageBreak/>
-        <w:t xml:space="preserve">Após a identificação das principais entidades deverá fazer a:  </w:t>
-      </w:r>
-    </w:p>
-    <w:p>
-      <w:pPr>
+        <w:jc w:val="both"/>
+        <w:rPr>
+          <w:rFonts w:ascii="Calibri" w:hAnsi="Calibri" w:cs="Calibri"/>
+          <w:bCs/>
+          <w:sz w:val="22"/>
+          <w:szCs w:val="22"/>
+        </w:rPr>
+      </w:pPr>
+      <w:r>
+        <w:rPr>
+          <w:rFonts w:ascii="Calibri" w:hAnsi="Calibri" w:cs="Calibri"/>
+          <w:bCs/>
+          <w:sz w:val="22"/>
+          <w:szCs w:val="22"/>
+        </w:rPr>
+        <w:t xml:space="preserve">Descrição da função ou entidade </w:t>
+      </w:r>
+    </w:p>
+    <w:p>
+      <w:pPr>
+        <w:pStyle w:val="Ttulo1"/>
+        <w:ind w:left="-5"/>
+        <w:jc w:val="both"/>
+        <w:rPr>
+          <w:rFonts w:ascii="Calibri" w:hAnsi="Calibri" w:cs="Calibri"/>
+          <w:b w:val="0"/>
+          <w:sz w:val="22"/>
+          <w:szCs w:val="22"/>
+        </w:rPr>
+      </w:pPr>
+      <w:r>
+        <w:rPr>
+          <w:rFonts w:ascii="Calibri" w:hAnsi="Calibri" w:cs="Calibri"/>
+          <w:b w:val="0"/>
+          <w:sz w:val="22"/>
+          <w:szCs w:val="22"/>
+        </w:rPr>
+        <w:t>O sistema tem como função principal orquestrar o fluxo de saída de mercadorias. Ele atua como o motor lógico que recebe produtos isolados, consolida-os em unidades de carga padronizadas (paletes) com base em regras de volume/peso, e emite a documentação legal e as credenciais de rastreio (guias e etiquetas) para a sua distribuição física por entidades transportadoras.</w:t>
+      </w:r>
+    </w:p>
+    <w:p>
+      <w:pPr>
+        <w:pStyle w:val="Ttulo1"/>
+        <w:ind w:left="-5"/>
+        <w:jc w:val="both"/>
+        <w:rPr>
+          <w:rFonts w:ascii="Calibri" w:hAnsi="Calibri" w:cs="Calibri"/>
+          <w:bCs/>
+          <w:sz w:val="22"/>
+          <w:szCs w:val="22"/>
+        </w:rPr>
+      </w:pPr>
+      <w:r>
+        <w:rPr>
+          <w:rFonts w:ascii="Calibri" w:hAnsi="Calibri" w:cs="Calibri"/>
+          <w:bCs/>
+          <w:sz w:val="22"/>
+          <w:szCs w:val="22"/>
+        </w:rPr>
+        <w:t xml:space="preserve">Descrição de entradas e origem </w:t>
+      </w:r>
+    </w:p>
+    <w:p>
+      <w:pPr>
+        <w:pStyle w:val="Ttulo1"/>
+        <w:ind w:left="-5"/>
+        <w:jc w:val="both"/>
+        <w:rPr>
+          <w:rFonts w:ascii="Calibri" w:hAnsi="Calibri" w:cs="Calibri"/>
+          <w:b w:val="0"/>
+          <w:sz w:val="22"/>
+          <w:szCs w:val="22"/>
+        </w:rPr>
+      </w:pPr>
+      <w:r>
+        <w:rPr>
+          <w:rFonts w:ascii="Calibri" w:hAnsi="Calibri" w:cs="Calibri"/>
+          <w:b w:val="0"/>
+          <w:sz w:val="22"/>
+          <w:szCs w:val="22"/>
+        </w:rPr>
+        <w:t>As entradas do sistema consistem em:</w:t>
+      </w:r>
+    </w:p>
+    <w:p>
+      <w:pPr>
+        <w:pStyle w:val="Ttulo1"/>
         <w:numPr>
           <w:ilvl w:val="0"/>
-          <w:numId w:val="1"/>
+          <w:numId w:val="3"/>
         </w:numPr>
-        <w:spacing w:after="113"/>
-        <w:ind w:hanging="360"/>
-      </w:pPr>
-      <w:r>
-        <w:t>Descrição da nec</w:t>
-      </w:r>
-      <w:r>
-        <w:t>essi</w:t>
-      </w:r>
-      <w:r>
-        <w:t xml:space="preserve">dade </w:t>
-      </w:r>
-    </w:p>
-    <w:p>
-      <w:pPr>
+        <w:jc w:val="both"/>
+        <w:rPr>
+          <w:rFonts w:ascii="Calibri" w:hAnsi="Calibri" w:cs="Calibri"/>
+          <w:b w:val="0"/>
+          <w:sz w:val="22"/>
+          <w:szCs w:val="22"/>
+        </w:rPr>
+      </w:pPr>
+      <w:r>
+        <w:rPr>
+          <w:rFonts w:ascii="Calibri" w:hAnsi="Calibri" w:cs="Calibri"/>
+          <w:b w:val="0"/>
+          <w:sz w:val="22"/>
+          <w:szCs w:val="22"/>
+        </w:rPr>
+        <w:t>Dados mestres de produtos (referência, peso, dimensões, categoria).</w:t>
+      </w:r>
+    </w:p>
+    <w:p>
+      <w:pPr>
+        <w:pStyle w:val="Ttulo1"/>
         <w:numPr>
           <w:ilvl w:val="0"/>
-          <w:numId w:val="1"/>
+          <w:numId w:val="3"/>
         </w:numPr>
-        <w:spacing w:after="147"/>
-        <w:ind w:hanging="360"/>
-      </w:pPr>
-      <w:r>
-        <w:t>Descrição da função ou entidade</w:t>
-      </w:r>
-      <w:r>
-        <w:rPr>
-          <w:rFonts w:ascii="MS Gothic" w:eastAsia="MS Gothic" w:hAnsi="MS Gothic" w:cs="MS Gothic"/>
-        </w:rPr>
-        <w:t> -</w:t>
-      </w:r>
-      <w:r>
-        <w:t xml:space="preserve"> </w:t>
-      </w:r>
-    </w:p>
-    <w:p>
-      <w:pPr>
+        <w:jc w:val="both"/>
+        <w:rPr>
+          <w:rFonts w:ascii="Calibri" w:hAnsi="Calibri" w:cs="Calibri"/>
+          <w:b w:val="0"/>
+          <w:sz w:val="22"/>
+          <w:szCs w:val="22"/>
+        </w:rPr>
+      </w:pPr>
+      <w:r>
+        <w:rPr>
+          <w:rFonts w:ascii="Calibri" w:hAnsi="Calibri" w:cs="Calibri"/>
+          <w:b w:val="0"/>
+          <w:sz w:val="22"/>
+          <w:szCs w:val="22"/>
+        </w:rPr>
+        <w:t>Ordens de encomenda ou pedidos de expedição gerados e validados pelo departamento comercial (sistemas de faturação/ERP) da empresa fornecedora.</w:t>
+      </w:r>
+    </w:p>
+    <w:p>
+      <w:pPr>
+        <w:pStyle w:val="Ttulo1"/>
         <w:numPr>
           <w:ilvl w:val="0"/>
-          <w:numId w:val="1"/>
+          <w:numId w:val="3"/>
         </w:numPr>
-        <w:spacing w:after="108"/>
-        <w:ind w:hanging="360"/>
-      </w:pPr>
-      <w:r>
-        <w:t xml:space="preserve">Descrição de entradas e origem  </w:t>
-      </w:r>
-    </w:p>
-    <w:p>
-      <w:pPr>
+        <w:jc w:val="both"/>
+        <w:rPr>
+          <w:rFonts w:ascii="Calibri" w:hAnsi="Calibri" w:cs="Calibri"/>
+          <w:b w:val="0"/>
+          <w:sz w:val="22"/>
+          <w:szCs w:val="22"/>
+        </w:rPr>
+      </w:pPr>
+      <w:r>
+        <w:rPr>
+          <w:rFonts w:ascii="Calibri" w:hAnsi="Calibri" w:cs="Calibri"/>
+          <w:b w:val="0"/>
+          <w:sz w:val="22"/>
+          <w:szCs w:val="22"/>
+        </w:rPr>
+        <w:t>Dados das empresas parceiras (moradas de clientes B2B e frotas de transportadoras).</w:t>
+      </w:r>
+    </w:p>
+    <w:p>
+      <w:pPr>
+        <w:pStyle w:val="Ttulo1"/>
+        <w:ind w:left="-5"/>
+        <w:jc w:val="both"/>
+        <w:rPr>
+          <w:rFonts w:ascii="Calibri" w:hAnsi="Calibri" w:cs="Calibri"/>
+          <w:bCs/>
+          <w:sz w:val="22"/>
+          <w:szCs w:val="22"/>
+        </w:rPr>
+      </w:pPr>
+      <w:r>
+        <w:rPr>
+          <w:rFonts w:ascii="Calibri" w:hAnsi="Calibri" w:cs="Calibri"/>
+          <w:bCs/>
+          <w:sz w:val="22"/>
+          <w:szCs w:val="22"/>
+        </w:rPr>
+        <w:t xml:space="preserve">Descrição de saídas e destino </w:t>
+      </w:r>
+    </w:p>
+    <w:p>
+      <w:pPr>
+        <w:pStyle w:val="Ttulo1"/>
         <w:numPr>
           <w:ilvl w:val="0"/>
-          <w:numId w:val="1"/>
+          <w:numId w:val="4"/>
         </w:numPr>
-        <w:spacing w:after="118"/>
-        <w:ind w:hanging="360"/>
-      </w:pPr>
-      <w:r>
-        <w:t xml:space="preserve">Descrição de saídas e destino  </w:t>
-      </w:r>
-    </w:p>
-    <w:p>
-      <w:pPr>
+        <w:jc w:val="both"/>
+        <w:rPr>
+          <w:rFonts w:ascii="Calibri" w:hAnsi="Calibri" w:cs="Calibri"/>
+          <w:b w:val="0"/>
+          <w:sz w:val="22"/>
+          <w:szCs w:val="22"/>
+        </w:rPr>
+      </w:pPr>
+      <w:r>
+        <w:rPr>
+          <w:rFonts w:ascii="Calibri" w:hAnsi="Calibri" w:cs="Calibri"/>
+          <w:b w:val="0"/>
+          <w:sz w:val="22"/>
+          <w:szCs w:val="22"/>
+        </w:rPr>
+        <w:t>As saídas geradas pelo sistema incluem:</w:t>
+      </w:r>
+    </w:p>
+    <w:p>
+      <w:pPr>
+        <w:pStyle w:val="Ttulo1"/>
         <w:numPr>
           <w:ilvl w:val="0"/>
-          <w:numId w:val="1"/>
+          <w:numId w:val="4"/>
         </w:numPr>
-        <w:spacing w:after="382"/>
-        <w:ind w:hanging="360"/>
-      </w:pPr>
-      <w:r>
-        <w:t>Entidades envolvidas Pré-Condição</w:t>
-      </w:r>
-      <w:r>
-        <w:rPr>
-          <w:rFonts w:ascii="MS Gothic" w:eastAsia="MS Gothic" w:hAnsi="MS Gothic" w:cs="MS Gothic"/>
-        </w:rPr>
-        <w:t> -</w:t>
-      </w:r>
-      <w:r>
-        <w:t xml:space="preserve">Pós-Condição  </w:t>
+        <w:jc w:val="both"/>
+        <w:rPr>
+          <w:rFonts w:ascii="Calibri" w:hAnsi="Calibri" w:cs="Calibri"/>
+          <w:b w:val="0"/>
+          <w:sz w:val="22"/>
+          <w:szCs w:val="22"/>
+        </w:rPr>
+      </w:pPr>
+      <w:r>
+        <w:rPr>
+          <w:rFonts w:ascii="Calibri" w:hAnsi="Calibri" w:cs="Calibri"/>
+          <w:b w:val="0"/>
+          <w:sz w:val="22"/>
+          <w:szCs w:val="22"/>
+        </w:rPr>
+        <w:t>Etiquetas de identificação únicas (</w:t>
+      </w:r>
+      <w:proofErr w:type="spellStart"/>
+      <w:r>
+        <w:rPr>
+          <w:rFonts w:ascii="Calibri" w:hAnsi="Calibri" w:cs="Calibri"/>
+          <w:b w:val="0"/>
+          <w:sz w:val="22"/>
+          <w:szCs w:val="22"/>
+        </w:rPr>
+        <w:t>ex</w:t>
+      </w:r>
+      <w:proofErr w:type="spellEnd"/>
+      <w:r>
+        <w:rPr>
+          <w:rFonts w:ascii="Calibri" w:hAnsi="Calibri" w:cs="Calibri"/>
+          <w:b w:val="0"/>
+          <w:sz w:val="22"/>
+          <w:szCs w:val="22"/>
+        </w:rPr>
+        <w:t>: códigos de barras/QR) para cada palete criada.</w:t>
+      </w:r>
+    </w:p>
+    <w:p>
+      <w:pPr>
+        <w:pStyle w:val="Ttulo1"/>
+        <w:numPr>
+          <w:ilvl w:val="0"/>
+          <w:numId w:val="4"/>
+        </w:numPr>
+        <w:jc w:val="both"/>
+        <w:rPr>
+          <w:rFonts w:ascii="Calibri" w:hAnsi="Calibri" w:cs="Calibri"/>
+          <w:b w:val="0"/>
+          <w:sz w:val="22"/>
+          <w:szCs w:val="22"/>
+        </w:rPr>
+      </w:pPr>
+      <w:r>
+        <w:rPr>
+          <w:rFonts w:ascii="Calibri" w:hAnsi="Calibri" w:cs="Calibri"/>
+          <w:b w:val="0"/>
+          <w:sz w:val="22"/>
+          <w:szCs w:val="22"/>
+        </w:rPr>
+        <w:t>Guias de transporte/remessa digitais e físicas.</w:t>
+      </w:r>
+    </w:p>
+    <w:p>
+      <w:pPr>
+        <w:pStyle w:val="Ttulo1"/>
+        <w:numPr>
+          <w:ilvl w:val="0"/>
+          <w:numId w:val="4"/>
+        </w:numPr>
+        <w:jc w:val="both"/>
+        <w:rPr>
+          <w:rFonts w:ascii="Calibri" w:hAnsi="Calibri" w:cs="Calibri"/>
+          <w:b w:val="0"/>
+          <w:sz w:val="22"/>
+          <w:szCs w:val="22"/>
+        </w:rPr>
+      </w:pPr>
+      <w:r>
+        <w:rPr>
+          <w:rFonts w:ascii="Calibri" w:hAnsi="Calibri" w:cs="Calibri"/>
+          <w:b w:val="0"/>
+          <w:sz w:val="22"/>
+          <w:szCs w:val="22"/>
+        </w:rPr>
+        <w:t>Listas de carga (</w:t>
+      </w:r>
+      <w:proofErr w:type="spellStart"/>
+      <w:r>
+        <w:rPr>
+          <w:rFonts w:ascii="Calibri" w:hAnsi="Calibri" w:cs="Calibri"/>
+          <w:b w:val="0"/>
+          <w:sz w:val="22"/>
+          <w:szCs w:val="22"/>
+        </w:rPr>
+        <w:t>picking</w:t>
+      </w:r>
+      <w:proofErr w:type="spellEnd"/>
+      <w:r>
+        <w:rPr>
+          <w:rFonts w:ascii="Calibri" w:hAnsi="Calibri" w:cs="Calibri"/>
+          <w:b w:val="0"/>
+          <w:sz w:val="22"/>
+          <w:szCs w:val="22"/>
+        </w:rPr>
+        <w:t xml:space="preserve"> </w:t>
+      </w:r>
+      <w:proofErr w:type="spellStart"/>
+      <w:r>
+        <w:rPr>
+          <w:rFonts w:ascii="Calibri" w:hAnsi="Calibri" w:cs="Calibri"/>
+          <w:b w:val="0"/>
+          <w:sz w:val="22"/>
+          <w:szCs w:val="22"/>
+        </w:rPr>
+        <w:t>lists</w:t>
+      </w:r>
+      <w:proofErr w:type="spellEnd"/>
+      <w:r>
+        <w:rPr>
+          <w:rFonts w:ascii="Calibri" w:hAnsi="Calibri" w:cs="Calibri"/>
+          <w:b w:val="0"/>
+          <w:sz w:val="22"/>
+          <w:szCs w:val="22"/>
+        </w:rPr>
+        <w:t xml:space="preserve"> e rotas) destinadas aos operadores de armazém e aos motoristas das transportadora</w:t>
+      </w:r>
+      <w:r>
+        <w:rPr>
+          <w:rFonts w:ascii="Calibri" w:hAnsi="Calibri" w:cs="Calibri"/>
+          <w:b w:val="0"/>
+          <w:sz w:val="22"/>
+          <w:szCs w:val="22"/>
+        </w:rPr>
+        <w:t>s.</w:t>
+      </w:r>
+    </w:p>
+    <w:p>
+      <w:pPr>
+        <w:pStyle w:val="Ttulo1"/>
+        <w:numPr>
+          <w:ilvl w:val="0"/>
+          <w:numId w:val="4"/>
+        </w:numPr>
+        <w:jc w:val="both"/>
+        <w:rPr>
+          <w:rFonts w:ascii="Calibri" w:hAnsi="Calibri" w:cs="Calibri"/>
+          <w:b w:val="0"/>
+          <w:sz w:val="22"/>
+          <w:szCs w:val="22"/>
+        </w:rPr>
+      </w:pPr>
+      <w:r>
+        <w:rPr>
+          <w:rFonts w:ascii="Calibri" w:hAnsi="Calibri" w:cs="Calibri"/>
+          <w:b w:val="0"/>
+          <w:sz w:val="22"/>
+          <w:szCs w:val="22"/>
+        </w:rPr>
+        <w:lastRenderedPageBreak/>
+        <w:t>Notificações de estado de envio destinadas ao sistema do cliente final (recetor).</w:t>
       </w:r>
     </w:p>
     <w:p>
       <w:pPr>
         <w:pStyle w:val="Ttulo1"/>
         <w:ind w:left="-5"/>
+        <w:jc w:val="both"/>
+        <w:rPr>
+          <w:rFonts w:ascii="Calibri" w:hAnsi="Calibri" w:cs="Calibri"/>
+          <w:bCs/>
+          <w:sz w:val="22"/>
+          <w:szCs w:val="22"/>
+        </w:rPr>
+      </w:pPr>
+      <w:r>
+        <w:rPr>
+          <w:rFonts w:ascii="Calibri" w:hAnsi="Calibri" w:cs="Calibri"/>
+          <w:bCs/>
+          <w:sz w:val="22"/>
+          <w:szCs w:val="22"/>
+        </w:rPr>
+        <w:t>Entidades envolvidas</w:t>
+      </w:r>
+    </w:p>
+    <w:p>
+      <w:pPr>
+        <w:pStyle w:val="Ttulo1"/>
+        <w:numPr>
+          <w:ilvl w:val="0"/>
+          <w:numId w:val="5"/>
+        </w:numPr>
+        <w:jc w:val="both"/>
+        <w:rPr>
+          <w:rFonts w:ascii="Calibri" w:hAnsi="Calibri" w:cs="Calibri"/>
+          <w:b w:val="0"/>
+          <w:sz w:val="22"/>
+          <w:szCs w:val="22"/>
+        </w:rPr>
+      </w:pPr>
+      <w:r>
+        <w:rPr>
+          <w:rFonts w:ascii="Calibri" w:hAnsi="Calibri" w:cs="Calibri"/>
+          <w:b w:val="0"/>
+          <w:sz w:val="22"/>
+          <w:szCs w:val="22"/>
+        </w:rPr>
+        <w:t>Gestor de Armazém / Operador de Logística: Responsável por registar produtos, criar as paletes e validar a saída.</w:t>
+      </w:r>
+    </w:p>
+    <w:p>
+      <w:pPr>
+        <w:pStyle w:val="Ttulo1"/>
+        <w:numPr>
+          <w:ilvl w:val="0"/>
+          <w:numId w:val="5"/>
+        </w:numPr>
+        <w:jc w:val="both"/>
+        <w:rPr>
+          <w:rFonts w:ascii="Calibri" w:hAnsi="Calibri" w:cs="Calibri"/>
+          <w:b w:val="0"/>
+          <w:sz w:val="22"/>
+          <w:szCs w:val="22"/>
+        </w:rPr>
+      </w:pPr>
+      <w:r>
+        <w:rPr>
+          <w:rFonts w:ascii="Calibri" w:hAnsi="Calibri" w:cs="Calibri"/>
+          <w:b w:val="0"/>
+          <w:sz w:val="22"/>
+          <w:szCs w:val="22"/>
+        </w:rPr>
+        <w:t>Transportadora (Motorista / Gestor de Frota): Responsável por recolher as paletes registadas e efetuar a distribuição.</w:t>
+      </w:r>
+    </w:p>
+    <w:p>
+      <w:pPr>
+        <w:pStyle w:val="Ttulo1"/>
+        <w:numPr>
+          <w:ilvl w:val="0"/>
+          <w:numId w:val="5"/>
+        </w:numPr>
+        <w:jc w:val="both"/>
+        <w:rPr>
+          <w:rFonts w:ascii="Calibri" w:hAnsi="Calibri" w:cs="Calibri"/>
+          <w:b w:val="0"/>
+          <w:sz w:val="22"/>
+          <w:szCs w:val="22"/>
+        </w:rPr>
+      </w:pPr>
+      <w:r>
+        <w:rPr>
+          <w:rFonts w:ascii="Calibri" w:hAnsi="Calibri" w:cs="Calibri"/>
+          <w:b w:val="0"/>
+          <w:sz w:val="22"/>
+          <w:szCs w:val="22"/>
+        </w:rPr>
+        <w:t>Cliente B2B (Recetor): Entidade de destino que aguarda a mercadoria e emite a confirmação de receção.</w:t>
+      </w:r>
+    </w:p>
+    <w:p>
+      <w:pPr>
+        <w:pStyle w:val="Ttulo1"/>
+        <w:numPr>
+          <w:ilvl w:val="0"/>
+          <w:numId w:val="5"/>
+        </w:numPr>
+        <w:jc w:val="both"/>
+        <w:rPr>
+          <w:rFonts w:ascii="Calibri" w:hAnsi="Calibri" w:cs="Calibri"/>
+          <w:b w:val="0"/>
+          <w:sz w:val="22"/>
+          <w:szCs w:val="22"/>
+        </w:rPr>
+      </w:pPr>
+      <w:r>
+        <w:rPr>
+          <w:rFonts w:ascii="Calibri" w:hAnsi="Calibri" w:cs="Calibri"/>
+          <w:b w:val="0"/>
+          <w:sz w:val="22"/>
+          <w:szCs w:val="22"/>
+        </w:rPr>
+        <w:t>Sistema ERP Externo (opcional): Sistema de faturação que envia as ordens de compra iniciais.</w:t>
+      </w:r>
+    </w:p>
+    <w:p>
+      <w:pPr>
+        <w:pStyle w:val="Ttulo1"/>
+        <w:ind w:left="-5"/>
+        <w:jc w:val="both"/>
+        <w:rPr>
+          <w:rFonts w:ascii="Calibri" w:hAnsi="Calibri" w:cs="Calibri"/>
+          <w:bCs/>
+          <w:sz w:val="22"/>
+          <w:szCs w:val="22"/>
+        </w:rPr>
+      </w:pPr>
+      <w:r>
+        <w:rPr>
+          <w:rFonts w:ascii="Calibri" w:hAnsi="Calibri" w:cs="Calibri"/>
+          <w:bCs/>
+          <w:sz w:val="22"/>
+          <w:szCs w:val="22"/>
+        </w:rPr>
+        <w:t xml:space="preserve">Pré-Condição </w:t>
+      </w:r>
+    </w:p>
+    <w:p>
+      <w:pPr>
+        <w:pStyle w:val="Ttulo1"/>
+        <w:ind w:left="-5"/>
+        <w:jc w:val="both"/>
+        <w:rPr>
+          <w:rFonts w:ascii="Calibri" w:hAnsi="Calibri" w:cs="Calibri"/>
+          <w:b w:val="0"/>
+          <w:sz w:val="22"/>
+          <w:szCs w:val="22"/>
+        </w:rPr>
+      </w:pPr>
+      <w:r>
+        <w:rPr>
+          <w:rFonts w:ascii="Calibri" w:hAnsi="Calibri" w:cs="Calibri"/>
+          <w:b w:val="0"/>
+          <w:sz w:val="22"/>
+          <w:szCs w:val="22"/>
+        </w:rPr>
+        <w:t>Os produtos a expedir têm de estar previamente registados no sistema com stock disponível. A encomenda B2B tem de estar aprovada e as entidades envolvidas (Cliente e Transportadora) devem ter os seus dados cadastrais e fiscais válidos no sistema.</w:t>
+      </w:r>
+    </w:p>
+    <w:p>
+      <w:pPr>
+        <w:pStyle w:val="Ttulo1"/>
+        <w:ind w:left="-5"/>
+        <w:jc w:val="both"/>
+        <w:rPr>
+          <w:rFonts w:ascii="Calibri" w:hAnsi="Calibri" w:cs="Calibri"/>
+          <w:bCs/>
+          <w:sz w:val="22"/>
+          <w:szCs w:val="22"/>
+        </w:rPr>
+      </w:pPr>
+      <w:r>
+        <w:rPr>
+          <w:rFonts w:ascii="Calibri" w:hAnsi="Calibri" w:cs="Calibri"/>
+          <w:bCs/>
+          <w:sz w:val="22"/>
+          <w:szCs w:val="22"/>
+        </w:rPr>
+        <w:t xml:space="preserve">Pós-Condição </w:t>
+      </w:r>
+    </w:p>
+    <w:p>
+      <w:pPr>
+        <w:pStyle w:val="Ttulo1"/>
+        <w:ind w:left="-5"/>
+        <w:jc w:val="both"/>
+        <w:rPr>
+          <w:rFonts w:ascii="Calibri" w:hAnsi="Calibri" w:cs="Calibri"/>
+          <w:b w:val="0"/>
+          <w:sz w:val="22"/>
+          <w:szCs w:val="22"/>
+        </w:rPr>
+      </w:pPr>
+      <w:r>
+        <w:rPr>
+          <w:rFonts w:ascii="Calibri" w:hAnsi="Calibri" w:cs="Calibri"/>
+          <w:b w:val="0"/>
+          <w:sz w:val="22"/>
+          <w:szCs w:val="22"/>
+        </w:rPr>
+        <w:t xml:space="preserve">O stock dos produtos individuais é atualizado (descontado), uma ou mais paletes são geradas no sistema com </w:t>
+      </w:r>
+      <w:proofErr w:type="spellStart"/>
+      <w:r>
+        <w:rPr>
+          <w:rFonts w:ascii="Calibri" w:hAnsi="Calibri" w:cs="Calibri"/>
+          <w:b w:val="0"/>
+          <w:sz w:val="22"/>
+          <w:szCs w:val="22"/>
+        </w:rPr>
+        <w:t>IDs</w:t>
+      </w:r>
+      <w:proofErr w:type="spellEnd"/>
+      <w:r>
+        <w:rPr>
+          <w:rFonts w:ascii="Calibri" w:hAnsi="Calibri" w:cs="Calibri"/>
+          <w:b w:val="0"/>
+          <w:sz w:val="22"/>
+          <w:szCs w:val="22"/>
+        </w:rPr>
+        <w:t xml:space="preserve"> únicos, a mercadoria é associada a uma guia de transporte e o estado global da encomenda transita para "Em trânsito" ou "Expedida".</w:t>
+      </w:r>
+    </w:p>
+    <w:p>
+      <w:pPr>
+        <w:pStyle w:val="Ttulo1"/>
+        <w:ind w:left="-5"/>
       </w:pPr>
       <w:r>
         <w:t xml:space="preserve">3- Uses cases  </w:t>
@@ -245,19 +902,578 @@
     </w:p>
     <w:p>
       <w:pPr>
-        <w:spacing w:line="334" w:lineRule="auto"/>
-        <w:ind w:left="-5"/>
-      </w:pPr>
-      <w:r>
-        <w:t xml:space="preserve">Além dos esquemas do Visio deverá fazer um enquadramento e acrescentar uma descrição </w:t>
-      </w:r>
-      <w:r>
-        <w:rPr>
+        <w:rPr>
+          <w:rFonts w:ascii="Calibri" w:hAnsi="Calibri" w:cs="Calibri"/>
+          <w:sz w:val="22"/>
+          <w:szCs w:val="22"/>
+        </w:rPr>
+      </w:pPr>
+      <w:r>
+        <w:rPr>
+          <w:rFonts w:ascii="Calibri" w:hAnsi="Calibri" w:cs="Calibri"/>
           <w:b/>
-          <w:sz w:val="28"/>
-        </w:rPr>
-        <w:t xml:space="preserve"> </w:t>
-      </w:r>
+          <w:bCs/>
+          <w:sz w:val="22"/>
+          <w:szCs w:val="22"/>
+        </w:rPr>
+        <w:t>Módulo 1: Gestão Base (Cadastros)</w:t>
+      </w:r>
+    </w:p>
+    <w:p>
+      <w:pPr>
+        <w:numPr>
+          <w:ilvl w:val="0"/>
+          <w:numId w:val="6"/>
+        </w:numPr>
+        <w:rPr>
+          <w:rFonts w:ascii="Calibri" w:hAnsi="Calibri" w:cs="Calibri"/>
+          <w:sz w:val="22"/>
+          <w:szCs w:val="22"/>
+        </w:rPr>
+      </w:pPr>
+      <w:r>
+        <w:rPr>
+          <w:rFonts w:ascii="Calibri" w:hAnsi="Calibri" w:cs="Calibri"/>
+          <w:b/>
+          <w:bCs/>
+          <w:sz w:val="22"/>
+          <w:szCs w:val="22"/>
+        </w:rPr>
+        <w:t>UC01 - Gerir Produtos:</w:t>
+      </w:r>
+      <w:r>
+        <w:rPr>
+          <w:rFonts w:ascii="Calibri" w:hAnsi="Calibri" w:cs="Calibri"/>
+          <w:sz w:val="22"/>
+          <w:szCs w:val="22"/>
+        </w:rPr>
+        <w:t xml:space="preserve"> Criar, ler, atualizar e apagar (CRUD) referências de produtos, incluindo características como peso e dimensões.</w:t>
+      </w:r>
+    </w:p>
+    <w:p>
+      <w:pPr>
+        <w:numPr>
+          <w:ilvl w:val="0"/>
+          <w:numId w:val="6"/>
+        </w:numPr>
+        <w:rPr>
+          <w:rFonts w:ascii="Calibri" w:hAnsi="Calibri" w:cs="Calibri"/>
+          <w:sz w:val="22"/>
+          <w:szCs w:val="22"/>
+        </w:rPr>
+      </w:pPr>
+      <w:r>
+        <w:rPr>
+          <w:rFonts w:ascii="Calibri" w:hAnsi="Calibri" w:cs="Calibri"/>
+          <w:b/>
+          <w:bCs/>
+          <w:sz w:val="22"/>
+          <w:szCs w:val="22"/>
+        </w:rPr>
+        <w:t>UC02 - Gerir Entidades Externas:</w:t>
+      </w:r>
+      <w:r>
+        <w:rPr>
+          <w:rFonts w:ascii="Calibri" w:hAnsi="Calibri" w:cs="Calibri"/>
+          <w:sz w:val="22"/>
+          <w:szCs w:val="22"/>
+        </w:rPr>
+        <w:t xml:space="preserve"> Registar os dados de Clientes B2B e Empresas Transportadoras.</w:t>
+      </w:r>
+    </w:p>
+    <w:p>
+      <w:pPr>
+        <w:numPr>
+          <w:ilvl w:val="0"/>
+          <w:numId w:val="6"/>
+        </w:numPr>
+        <w:rPr>
+          <w:rFonts w:ascii="Calibri" w:hAnsi="Calibri" w:cs="Calibri"/>
+          <w:sz w:val="22"/>
+          <w:szCs w:val="22"/>
+        </w:rPr>
+      </w:pPr>
+      <w:r>
+        <w:rPr>
+          <w:rFonts w:ascii="Calibri" w:hAnsi="Calibri" w:cs="Calibri"/>
+          <w:b/>
+          <w:bCs/>
+          <w:sz w:val="22"/>
+          <w:szCs w:val="22"/>
+        </w:rPr>
+        <w:t>UC03 - Gerir Frota/Veículos:</w:t>
+      </w:r>
+      <w:r>
+        <w:rPr>
+          <w:rFonts w:ascii="Calibri" w:hAnsi="Calibri" w:cs="Calibri"/>
+          <w:sz w:val="22"/>
+          <w:szCs w:val="22"/>
+        </w:rPr>
+        <w:t xml:space="preserve"> Registar os camiões/veículos disponíveis (caso a gestão de distribuição seja interna) ou alocados pela transportadora.</w:t>
+      </w:r>
+    </w:p>
+    <w:p>
+      <w:pPr>
+        <w:rPr>
+          <w:rFonts w:ascii="Calibri" w:hAnsi="Calibri" w:cs="Calibri"/>
+          <w:b/>
+          <w:bCs/>
+          <w:sz w:val="22"/>
+          <w:szCs w:val="22"/>
+        </w:rPr>
+      </w:pPr>
+    </w:p>
+    <w:p>
+      <w:pPr>
+        <w:rPr>
+          <w:rFonts w:ascii="Calibri" w:hAnsi="Calibri" w:cs="Calibri"/>
+          <w:sz w:val="22"/>
+          <w:szCs w:val="22"/>
+        </w:rPr>
+      </w:pPr>
+      <w:r>
+        <w:rPr>
+          <w:rFonts w:ascii="Calibri" w:hAnsi="Calibri" w:cs="Calibri"/>
+          <w:b/>
+          <w:bCs/>
+          <w:sz w:val="22"/>
+          <w:szCs w:val="22"/>
+        </w:rPr>
+        <w:lastRenderedPageBreak/>
+        <w:t xml:space="preserve">Módulo 2: Processamento e </w:t>
+      </w:r>
+      <w:proofErr w:type="spellStart"/>
+      <w:r>
+        <w:rPr>
+          <w:rFonts w:ascii="Calibri" w:hAnsi="Calibri" w:cs="Calibri"/>
+          <w:b/>
+          <w:bCs/>
+          <w:sz w:val="22"/>
+          <w:szCs w:val="22"/>
+        </w:rPr>
+        <w:t>Empaletamento</w:t>
+      </w:r>
+      <w:proofErr w:type="spellEnd"/>
+      <w:r>
+        <w:rPr>
+          <w:rFonts w:ascii="Calibri" w:hAnsi="Calibri" w:cs="Calibri"/>
+          <w:b/>
+          <w:bCs/>
+          <w:sz w:val="22"/>
+          <w:szCs w:val="22"/>
+        </w:rPr>
+        <w:t xml:space="preserve"> (O </w:t>
+      </w:r>
+      <w:r>
+        <w:rPr>
+          <w:rFonts w:ascii="Calibri" w:hAnsi="Calibri" w:cs="Calibri"/>
+          <w:b/>
+          <w:bCs/>
+          <w:i/>
+          <w:iCs/>
+          <w:sz w:val="22"/>
+          <w:szCs w:val="22"/>
+        </w:rPr>
+        <w:t>Core</w:t>
+      </w:r>
+      <w:r>
+        <w:rPr>
+          <w:rFonts w:ascii="Calibri" w:hAnsi="Calibri" w:cs="Calibri"/>
+          <w:b/>
+          <w:bCs/>
+          <w:sz w:val="22"/>
+          <w:szCs w:val="22"/>
+        </w:rPr>
+        <w:t xml:space="preserve"> do Sistema)</w:t>
+      </w:r>
+    </w:p>
+    <w:p>
+      <w:pPr>
+        <w:numPr>
+          <w:ilvl w:val="0"/>
+          <w:numId w:val="7"/>
+        </w:numPr>
+        <w:rPr>
+          <w:rFonts w:ascii="Calibri" w:hAnsi="Calibri" w:cs="Calibri"/>
+          <w:sz w:val="22"/>
+          <w:szCs w:val="22"/>
+        </w:rPr>
+      </w:pPr>
+      <w:r>
+        <w:rPr>
+          <w:rFonts w:ascii="Calibri" w:hAnsi="Calibri" w:cs="Calibri"/>
+          <w:b/>
+          <w:bCs/>
+          <w:sz w:val="22"/>
+          <w:szCs w:val="22"/>
+        </w:rPr>
+        <w:t>UC04 - Registar Ordem de Expedição:</w:t>
+      </w:r>
+      <w:r>
+        <w:rPr>
+          <w:rFonts w:ascii="Calibri" w:hAnsi="Calibri" w:cs="Calibri"/>
+          <w:sz w:val="22"/>
+          <w:szCs w:val="22"/>
+        </w:rPr>
+        <w:t xml:space="preserve"> Iniciar um processo de envio para um cliente específico com base numa lista de produtos.</w:t>
+      </w:r>
+    </w:p>
+    <w:p>
+      <w:pPr>
+        <w:numPr>
+          <w:ilvl w:val="0"/>
+          <w:numId w:val="7"/>
+        </w:numPr>
+        <w:rPr>
+          <w:rFonts w:ascii="Calibri" w:hAnsi="Calibri" w:cs="Calibri"/>
+          <w:sz w:val="22"/>
+          <w:szCs w:val="22"/>
+        </w:rPr>
+      </w:pPr>
+      <w:r>
+        <w:rPr>
+          <w:rFonts w:ascii="Calibri" w:hAnsi="Calibri" w:cs="Calibri"/>
+          <w:b/>
+          <w:bCs/>
+          <w:sz w:val="22"/>
+          <w:szCs w:val="22"/>
+        </w:rPr>
+        <w:t>UC05 - Criar Palete (</w:t>
+      </w:r>
+      <w:proofErr w:type="spellStart"/>
+      <w:r>
+        <w:rPr>
+          <w:rFonts w:ascii="Calibri" w:hAnsi="Calibri" w:cs="Calibri"/>
+          <w:b/>
+          <w:bCs/>
+          <w:sz w:val="22"/>
+          <w:szCs w:val="22"/>
+        </w:rPr>
+        <w:t>Empaletamento</w:t>
+      </w:r>
+      <w:proofErr w:type="spellEnd"/>
+      <w:r>
+        <w:rPr>
+          <w:rFonts w:ascii="Calibri" w:hAnsi="Calibri" w:cs="Calibri"/>
+          <w:b/>
+          <w:bCs/>
+          <w:sz w:val="22"/>
+          <w:szCs w:val="22"/>
+        </w:rPr>
+        <w:t>):</w:t>
+      </w:r>
+      <w:r>
+        <w:rPr>
+          <w:rFonts w:ascii="Calibri" w:hAnsi="Calibri" w:cs="Calibri"/>
+          <w:sz w:val="22"/>
+          <w:szCs w:val="22"/>
+        </w:rPr>
+        <w:t xml:space="preserve"> Agrupar produtos específicos numa palete virtual, calculando o peso total e o volume ocupado para garantir que não excede os limites físicos.</w:t>
+      </w:r>
+    </w:p>
+    <w:p>
+      <w:pPr>
+        <w:numPr>
+          <w:ilvl w:val="0"/>
+          <w:numId w:val="7"/>
+        </w:numPr>
+        <w:rPr>
+          <w:rFonts w:ascii="Calibri" w:hAnsi="Calibri" w:cs="Calibri"/>
+          <w:sz w:val="22"/>
+          <w:szCs w:val="22"/>
+        </w:rPr>
+      </w:pPr>
+      <w:r>
+        <w:rPr>
+          <w:rFonts w:ascii="Calibri" w:hAnsi="Calibri" w:cs="Calibri"/>
+          <w:b/>
+          <w:bCs/>
+          <w:sz w:val="22"/>
+          <w:szCs w:val="22"/>
+        </w:rPr>
+        <w:t>UC06 - Gerar Etiqueta de Palete:</w:t>
+      </w:r>
+      <w:r>
+        <w:rPr>
+          <w:rFonts w:ascii="Calibri" w:hAnsi="Calibri" w:cs="Calibri"/>
+          <w:sz w:val="22"/>
+          <w:szCs w:val="22"/>
+        </w:rPr>
+        <w:t xml:space="preserve"> Emitir o identificador único (código de barras/QR) para colar na palete física.</w:t>
+      </w:r>
+    </w:p>
+    <w:p>
+      <w:pPr>
+        <w:numPr>
+          <w:ilvl w:val="0"/>
+          <w:numId w:val="7"/>
+        </w:numPr>
+        <w:rPr>
+          <w:rFonts w:ascii="Calibri" w:hAnsi="Calibri" w:cs="Calibri"/>
+          <w:sz w:val="22"/>
+          <w:szCs w:val="22"/>
+        </w:rPr>
+      </w:pPr>
+      <w:r>
+        <w:rPr>
+          <w:rFonts w:ascii="Calibri" w:hAnsi="Calibri" w:cs="Calibri"/>
+          <w:b/>
+          <w:bCs/>
+          <w:sz w:val="22"/>
+          <w:szCs w:val="22"/>
+        </w:rPr>
+        <w:t>UC07 - Desfazer/Alterar Palete:</w:t>
+      </w:r>
+      <w:r>
+        <w:rPr>
+          <w:rFonts w:ascii="Calibri" w:hAnsi="Calibri" w:cs="Calibri"/>
+          <w:sz w:val="22"/>
+          <w:szCs w:val="22"/>
+        </w:rPr>
+        <w:t xml:space="preserve"> Remover produtos de uma palete já criada (caso haja um erro ou reajuste antes da expedição).</w:t>
+      </w:r>
+    </w:p>
+    <w:p>
+      <w:pPr>
+        <w:rPr>
+          <w:rFonts w:ascii="Calibri" w:hAnsi="Calibri" w:cs="Calibri"/>
+          <w:sz w:val="22"/>
+          <w:szCs w:val="22"/>
+        </w:rPr>
+      </w:pPr>
+      <w:r>
+        <w:rPr>
+          <w:rFonts w:ascii="Calibri" w:hAnsi="Calibri" w:cs="Calibri"/>
+          <w:b/>
+          <w:bCs/>
+          <w:sz w:val="22"/>
+          <w:szCs w:val="22"/>
+        </w:rPr>
+        <w:t>Módulo 3: Distribuição e Expedição</w:t>
+      </w:r>
+    </w:p>
+    <w:p>
+      <w:pPr>
+        <w:numPr>
+          <w:ilvl w:val="0"/>
+          <w:numId w:val="8"/>
+        </w:numPr>
+        <w:rPr>
+          <w:rFonts w:ascii="Calibri" w:hAnsi="Calibri" w:cs="Calibri"/>
+          <w:sz w:val="22"/>
+          <w:szCs w:val="22"/>
+        </w:rPr>
+      </w:pPr>
+      <w:r>
+        <w:rPr>
+          <w:rFonts w:ascii="Calibri" w:hAnsi="Calibri" w:cs="Calibri"/>
+          <w:b/>
+          <w:bCs/>
+          <w:sz w:val="22"/>
+          <w:szCs w:val="22"/>
+        </w:rPr>
+        <w:t>UC08 - Emitir Guia de Transporte:</w:t>
+      </w:r>
+      <w:r>
+        <w:rPr>
+          <w:rFonts w:ascii="Calibri" w:hAnsi="Calibri" w:cs="Calibri"/>
+          <w:sz w:val="22"/>
+          <w:szCs w:val="22"/>
+        </w:rPr>
+        <w:t xml:space="preserve"> Gerar o documento legal que acompanha a carga, associando o Cliente, a Transportadora e as Paletes criadas.</w:t>
+      </w:r>
+    </w:p>
+    <w:p>
+      <w:pPr>
+        <w:numPr>
+          <w:ilvl w:val="0"/>
+          <w:numId w:val="8"/>
+        </w:numPr>
+        <w:rPr>
+          <w:rFonts w:ascii="Calibri" w:hAnsi="Calibri" w:cs="Calibri"/>
+          <w:sz w:val="22"/>
+          <w:szCs w:val="22"/>
+        </w:rPr>
+      </w:pPr>
+      <w:r>
+        <w:rPr>
+          <w:rFonts w:ascii="Calibri" w:hAnsi="Calibri" w:cs="Calibri"/>
+          <w:b/>
+          <w:bCs/>
+          <w:sz w:val="22"/>
+          <w:szCs w:val="22"/>
+        </w:rPr>
+        <w:t>UC09 - Alocar Carga a Veículo:</w:t>
+      </w:r>
+      <w:r>
+        <w:rPr>
+          <w:rFonts w:ascii="Calibri" w:hAnsi="Calibri" w:cs="Calibri"/>
+          <w:sz w:val="22"/>
+          <w:szCs w:val="22"/>
+        </w:rPr>
+        <w:t xml:space="preserve"> Associar guias de transporte/paletes a um veículo específico ou a uma rota de distribuição.</w:t>
+      </w:r>
+    </w:p>
+    <w:p>
+      <w:pPr>
+        <w:numPr>
+          <w:ilvl w:val="0"/>
+          <w:numId w:val="8"/>
+        </w:numPr>
+        <w:rPr>
+          <w:rFonts w:ascii="Calibri" w:hAnsi="Calibri" w:cs="Calibri"/>
+          <w:sz w:val="22"/>
+          <w:szCs w:val="22"/>
+        </w:rPr>
+      </w:pPr>
+      <w:r>
+        <w:rPr>
+          <w:rFonts w:ascii="Calibri" w:hAnsi="Calibri" w:cs="Calibri"/>
+          <w:b/>
+          <w:bCs/>
+          <w:sz w:val="22"/>
+          <w:szCs w:val="22"/>
+        </w:rPr>
+        <w:t>UC10 - Registar Saída de Armazém:</w:t>
+      </w:r>
+      <w:r>
+        <w:rPr>
+          <w:rFonts w:ascii="Calibri" w:hAnsi="Calibri" w:cs="Calibri"/>
+          <w:sz w:val="22"/>
+          <w:szCs w:val="22"/>
+        </w:rPr>
+        <w:t xml:space="preserve"> Alterar o estado da palete/guia para "Expedido", confirmando que a carga saiu fisicamente do cais.</w:t>
+      </w:r>
+    </w:p>
+    <w:p>
+      <w:pPr>
+        <w:rPr>
+          <w:rFonts w:ascii="Calibri" w:hAnsi="Calibri" w:cs="Calibri"/>
+          <w:sz w:val="22"/>
+          <w:szCs w:val="22"/>
+        </w:rPr>
+      </w:pPr>
+      <w:r>
+        <w:rPr>
+          <w:rFonts w:ascii="Calibri" w:hAnsi="Calibri" w:cs="Calibri"/>
+          <w:b/>
+          <w:bCs/>
+          <w:sz w:val="22"/>
+          <w:szCs w:val="22"/>
+        </w:rPr>
+        <w:t>Módulo 4: Rastreabilidade (</w:t>
+      </w:r>
+      <w:proofErr w:type="spellStart"/>
+      <w:r>
+        <w:rPr>
+          <w:rFonts w:ascii="Calibri" w:hAnsi="Calibri" w:cs="Calibri"/>
+          <w:b/>
+          <w:bCs/>
+          <w:sz w:val="22"/>
+          <w:szCs w:val="22"/>
+        </w:rPr>
+        <w:t>Tracking</w:t>
+      </w:r>
+      <w:proofErr w:type="spellEnd"/>
+      <w:r>
+        <w:rPr>
+          <w:rFonts w:ascii="Calibri" w:hAnsi="Calibri" w:cs="Calibri"/>
+          <w:b/>
+          <w:bCs/>
+          <w:sz w:val="22"/>
+          <w:szCs w:val="22"/>
+        </w:rPr>
+        <w:t>)</w:t>
+      </w:r>
+    </w:p>
+    <w:p>
+      <w:pPr>
+        <w:numPr>
+          <w:ilvl w:val="0"/>
+          <w:numId w:val="9"/>
+        </w:numPr>
+        <w:rPr>
+          <w:rFonts w:ascii="Calibri" w:hAnsi="Calibri" w:cs="Calibri"/>
+          <w:sz w:val="22"/>
+          <w:szCs w:val="22"/>
+        </w:rPr>
+      </w:pPr>
+      <w:r>
+        <w:rPr>
+          <w:rFonts w:ascii="Calibri" w:hAnsi="Calibri" w:cs="Calibri"/>
+          <w:b/>
+          <w:bCs/>
+          <w:sz w:val="22"/>
+          <w:szCs w:val="22"/>
+        </w:rPr>
+        <w:t>UC11 - Consultar Estado da Expedição:</w:t>
+      </w:r>
+      <w:r>
+        <w:rPr>
+          <w:rFonts w:ascii="Calibri" w:hAnsi="Calibri" w:cs="Calibri"/>
+          <w:sz w:val="22"/>
+          <w:szCs w:val="22"/>
+        </w:rPr>
+        <w:t xml:space="preserve"> Permite ao Gestor de Armazém e ao Cliente consultar em que fase se encontra a palete (Em Processamento, </w:t>
+      </w:r>
+      <w:proofErr w:type="spellStart"/>
+      <w:r>
+        <w:rPr>
+          <w:rFonts w:ascii="Calibri" w:hAnsi="Calibri" w:cs="Calibri"/>
+          <w:sz w:val="22"/>
+          <w:szCs w:val="22"/>
+        </w:rPr>
+        <w:t>Empaletado</w:t>
+      </w:r>
+      <w:proofErr w:type="spellEnd"/>
+      <w:r>
+        <w:rPr>
+          <w:rFonts w:ascii="Calibri" w:hAnsi="Calibri" w:cs="Calibri"/>
+          <w:sz w:val="22"/>
+          <w:szCs w:val="22"/>
+        </w:rPr>
+        <w:t>, Em Trânsito, Entregue).</w:t>
+      </w:r>
+    </w:p>
+    <w:p>
+      <w:pPr>
+        <w:numPr>
+          <w:ilvl w:val="0"/>
+          <w:numId w:val="9"/>
+        </w:numPr>
+        <w:rPr>
+          <w:rFonts w:ascii="Calibri" w:hAnsi="Calibri" w:cs="Calibri"/>
+          <w:sz w:val="22"/>
+          <w:szCs w:val="22"/>
+        </w:rPr>
+      </w:pPr>
+      <w:r>
+        <w:rPr>
+          <w:rFonts w:ascii="Calibri" w:hAnsi="Calibri" w:cs="Calibri"/>
+          <w:b/>
+          <w:bCs/>
+          <w:sz w:val="22"/>
+          <w:szCs w:val="22"/>
+        </w:rPr>
+        <w:t>UC12 - Registar Entrega (Prova de Entrega):</w:t>
+      </w:r>
+      <w:r>
+        <w:rPr>
+          <w:rFonts w:ascii="Calibri" w:hAnsi="Calibri" w:cs="Calibri"/>
+          <w:sz w:val="22"/>
+          <w:szCs w:val="22"/>
+        </w:rPr>
+        <w:t xml:space="preserve"> Ação (geralmente feita pelo motorista da transportadora) que confirma que o Cliente recebeu a palete com sucesso.</w:t>
+      </w:r>
+    </w:p>
+    <w:p>
+      <w:pPr>
+        <w:rPr>
+          <w:rFonts w:ascii="Calibri" w:hAnsi="Calibri" w:cs="Calibri"/>
+          <w:sz w:val="22"/>
+          <w:szCs w:val="22"/>
+        </w:rPr>
+      </w:pPr>
     </w:p>
     <w:p>
       <w:pPr>
@@ -293,6 +1509,7 @@
         <w:ind w:left="-5"/>
       </w:pPr>
       <w:r>
+        <w:lastRenderedPageBreak/>
         <w:t xml:space="preserve">5- Base de dados  </w:t>
       </w:r>
     </w:p>
@@ -329,7 +1546,23 @@
         <w:ind w:left="-5"/>
       </w:pPr>
       <w:r>
-        <w:t xml:space="preserve">Deverá conceber e implementar as principais consultas (utilizando Store Procedures)  </w:t>
+        <w:t xml:space="preserve">Deverá conceber e implementar as principais consultas (utilizando </w:t>
+      </w:r>
+      <w:proofErr w:type="spellStart"/>
+      <w:r>
+        <w:t>Store</w:t>
+      </w:r>
+      <w:proofErr w:type="spellEnd"/>
+      <w:r>
+        <w:t xml:space="preserve"> </w:t>
+      </w:r>
+      <w:proofErr w:type="spellStart"/>
+      <w:r>
+        <w:t>Procedures</w:t>
+      </w:r>
+      <w:proofErr w:type="spellEnd"/>
+      <w:r>
+        <w:t xml:space="preserve">)  </w:t>
       </w:r>
     </w:p>
     <w:p>
@@ -338,8 +1571,15 @@
         <w:ind w:left="-5"/>
       </w:pPr>
       <w:r>
-        <w:lastRenderedPageBreak/>
-        <w:t xml:space="preserve">6- Prótotipo  </w:t>
+        <w:t xml:space="preserve">6- </w:t>
+      </w:r>
+      <w:proofErr w:type="spellStart"/>
+      <w:r>
+        <w:t>Prótotipo</w:t>
+      </w:r>
+      <w:proofErr w:type="spellEnd"/>
+      <w:r>
+        <w:t xml:space="preserve">  </w:t>
       </w:r>
     </w:p>
     <w:p>
@@ -348,7 +1588,23 @@
         <w:ind w:left="-5"/>
       </w:pPr>
       <w:r>
-        <w:t xml:space="preserve">Utilizando um dos muitos softwares livre desenhe uma estrutura da aplicação (mockup). Além do link para o protótipo deverá colocar no corpo do relatório imagens e explicar exatamente como concebeu tudo.  </w:t>
+        <w:t xml:space="preserve">Utilizando um dos muitos </w:t>
+      </w:r>
+      <w:proofErr w:type="gramStart"/>
+      <w:r>
+        <w:t>softwares livre</w:t>
+      </w:r>
+      <w:proofErr w:type="gramEnd"/>
+      <w:r>
+        <w:t xml:space="preserve"> desenhe uma estrutura da aplicação (</w:t>
+      </w:r>
+      <w:proofErr w:type="spellStart"/>
+      <w:r>
+        <w:t>mockup</w:t>
+      </w:r>
+      <w:proofErr w:type="spellEnd"/>
+      <w:r>
+        <w:t xml:space="preserve">). Além do link para o protótipo deverá colocar no corpo do relatório imagens e explicar exatamente como concebeu tudo.  </w:t>
       </w:r>
     </w:p>
     <w:p>
@@ -380,7 +1636,15 @@
         <w:ind w:left="-5"/>
       </w:pPr>
       <w:r>
-        <w:t xml:space="preserve">. A)  Relatório com a estrutura anterior  (Uses cases e Diagrama de Classes)  </w:t>
+        <w:t xml:space="preserve">. A)  Relatório com a estrutura </w:t>
+      </w:r>
+      <w:proofErr w:type="gramStart"/>
+      <w:r>
+        <w:t>anterior  (</w:t>
+      </w:r>
+      <w:proofErr w:type="gramEnd"/>
+      <w:r>
+        <w:t xml:space="preserve">Uses cases e Diagrama de Classes)  </w:t>
       </w:r>
     </w:p>
     <w:p>
@@ -408,7 +1672,15 @@
         <w:ind w:left="-5"/>
       </w:pPr>
       <w:r>
-        <w:t xml:space="preserve">. C)  Documento com TODAS as querys </w:t>
+        <w:t xml:space="preserve">. C)  Documento com TODAS as </w:t>
+      </w:r>
+      <w:proofErr w:type="spellStart"/>
+      <w:r>
+        <w:t>querys</w:t>
+      </w:r>
+      <w:proofErr w:type="spellEnd"/>
+      <w:r>
+        <w:t xml:space="preserve"> </w:t>
       </w:r>
       <w:r>
         <w:rPr>
@@ -427,7 +1699,15 @@
         <w:ind w:left="-5"/>
       </w:pPr>
       <w:r>
-        <w:t xml:space="preserve">. D)  URL do Mockup </w:t>
+        <w:t xml:space="preserve">. D)  URL do </w:t>
+      </w:r>
+      <w:proofErr w:type="spellStart"/>
+      <w:r>
+        <w:t>Mockup</w:t>
+      </w:r>
+      <w:proofErr w:type="spellEnd"/>
+      <w:r>
+        <w:t xml:space="preserve"> </w:t>
       </w:r>
       <w:r>
         <w:rPr>
@@ -455,6 +1735,7 @@
         <w:ind w:left="-5"/>
       </w:pPr>
       <w:r>
+        <w:lastRenderedPageBreak/>
         <w:t xml:space="preserve">Normas de formatação recomendadas </w:t>
       </w:r>
     </w:p>
@@ -465,8 +1746,21 @@
         <w:jc w:val="left"/>
       </w:pPr>
       <w:r>
-        <w:t>Capa com a identificação do aluno, da disciplina e da instituição Título 1: 16pt, Calibri, Negrito</w:t>
-      </w:r>
+        <w:t xml:space="preserve">Capa com a identificação do aluno, da disciplina e da instituição Título 1: 16pt, </w:t>
+      </w:r>
+      <w:proofErr w:type="spellStart"/>
+      <w:r>
+        <w:t>Calibri</w:t>
+      </w:r>
+      <w:proofErr w:type="spellEnd"/>
+      <w:r>
+        <w:t xml:space="preserve">, </w:t>
+      </w:r>
+      <w:proofErr w:type="gramStart"/>
+      <w:r>
+        <w:t>Negrito</w:t>
+      </w:r>
+      <w:proofErr w:type="gramEnd"/>
       <w:r>
         <w:rPr>
           <w:rFonts w:ascii="MS Gothic" w:eastAsia="MS Gothic" w:hAnsi="MS Gothic" w:cs="MS Gothic"/>
@@ -475,8 +1769,21 @@
 </w:t>
       </w:r>
       <w:r>
-        <w:t>Título 2: 15pt, Calibri, Negrito</w:t>
-      </w:r>
+        <w:t xml:space="preserve">Título 2: 15pt, </w:t>
+      </w:r>
+      <w:proofErr w:type="spellStart"/>
+      <w:r>
+        <w:t>Calibri</w:t>
+      </w:r>
+      <w:proofErr w:type="spellEnd"/>
+      <w:r>
+        <w:t xml:space="preserve">, </w:t>
+      </w:r>
+      <w:proofErr w:type="gramStart"/>
+      <w:r>
+        <w:t>Negrito</w:t>
+      </w:r>
+      <w:proofErr w:type="gramEnd"/>
       <w:r>
         <w:rPr>
           <w:rFonts w:ascii="MS Gothic" w:eastAsia="MS Gothic" w:hAnsi="MS Gothic" w:cs="MS Gothic"/>
@@ -485,7 +1792,23 @@
 </w:t>
       </w:r>
       <w:r>
-        <w:t xml:space="preserve">Título 3: 14pt, Calibri, Negrito  </w:t>
+        <w:t xml:space="preserve">Título 3: 14pt, </w:t>
+      </w:r>
+      <w:proofErr w:type="spellStart"/>
+      <w:r>
+        <w:t>Calibri</w:t>
+      </w:r>
+      <w:proofErr w:type="spellEnd"/>
+      <w:r>
+        <w:t xml:space="preserve">, </w:t>
+      </w:r>
+      <w:proofErr w:type="gramStart"/>
+      <w:r>
+        <w:t>Negrito</w:t>
+      </w:r>
+      <w:proofErr w:type="gramEnd"/>
+      <w:r>
+        <w:t xml:space="preserve">  </w:t>
       </w:r>
     </w:p>
     <w:p>
@@ -494,7 +1817,31 @@
         <w:ind w:left="-5"/>
       </w:pPr>
       <w:r>
-        <w:t xml:space="preserve">Corpo: 11pt, Calibri, Negrito, espaçamento 1,5, avanço dos parágrafos 1 Deverá ter numeração e legenda em todas as imagens (Calibri, 9, itálico)  </w:t>
+        <w:t xml:space="preserve">Corpo: 11pt, </w:t>
+      </w:r>
+      <w:proofErr w:type="spellStart"/>
+      <w:r>
+        <w:t>Calibri</w:t>
+      </w:r>
+      <w:proofErr w:type="spellEnd"/>
+      <w:r>
+        <w:t xml:space="preserve">, </w:t>
+      </w:r>
+      <w:proofErr w:type="gramStart"/>
+      <w:r>
+        <w:t>Negrito</w:t>
+      </w:r>
+      <w:proofErr w:type="gramEnd"/>
+      <w:r>
+        <w:t>, espaçamento 1,5, avanço dos parágrafos 1 Deverá ter numeração e legenda em todas as imagens (</w:t>
+      </w:r>
+      <w:proofErr w:type="spellStart"/>
+      <w:r>
+        <w:t>Calibri</w:t>
+      </w:r>
+      <w:proofErr w:type="spellEnd"/>
+      <w:r>
+        <w:t xml:space="preserve">, 9, itálico)  </w:t>
       </w:r>
     </w:p>
     <w:p>
@@ -548,7 +1895,6 @@
         <w:ind w:left="-5"/>
       </w:pPr>
       <w:r>
-        <w:lastRenderedPageBreak/>
         <w:t xml:space="preserve">Calendarização </w:t>
       </w:r>
       <w:r>
@@ -597,10 +1943,14 @@
     <w:sectPr>
       <w:headerReference w:type="even" r:id="rId7"/>
       <w:headerReference w:type="default" r:id="rId8"/>
-      <w:headerReference w:type="first" r:id="rId9"/>
+      <w:footerReference w:type="default" r:id="rId9"/>
+      <w:headerReference w:type="first" r:id="rId10"/>
       <w:pgSz w:w="11899" w:h="16838"/>
       <w:pgMar w:top="1332" w:right="1799" w:bottom="2320" w:left="1800" w:header="708" w:footer="720" w:gutter="0"/>
+      <w:pgNumType w:start="0"/>
       <w:cols w:space="720"/>
+      <w:titlePg/>
+      <w:docGrid w:linePitch="326"/>
     </w:sectPr>
   </w:body>
 </w:document>
@@ -629,6 +1979,48 @@
     </w:p>
   </w:endnote>
 </w:endnotes>
+</file>
+
+<file path=word/footer1.xml><?xml version="1.0" encoding="utf-8"?>
+<w:ftr xmlns:wpc="http://schemas.microsoft.com/office/word/2010/wordprocessingCanvas" xmlns:cx="http://schemas.microsoft.com/office/drawing/2014/chartex" xmlns:cx1="http://schemas.microsoft.com/office/drawing/2015/9/8/chartex" xmlns:cx2="http://schemas.microsoft.com/office/drawing/2015/10/21/chartex" xmlns:cx3="http://schemas.microsoft.com/office/drawing/2016/5/9/chartex" xmlns:cx4="http://schemas.microsoft.com/office/drawing/2016/5/10/chartex" xmlns:cx5="http://schemas.microsoft.com/office/drawing/2016/5/11/chartex" xmlns:cx6="http://schemas.microsoft.com/office/drawing/2016/5/12/chartex" xmlns:cx7="http://schemas.microsoft.com/office/drawing/2016/5/13/chartex" xmlns:cx8="http://schemas.microsoft.com/office/drawing/2016/5/14/chartex" xmlns:mc="http://schemas.openxmlformats.org/markup-compatibility/2006" xmlns:aink="http://schemas.microsoft.com/office/drawing/2016/ink" xmlns:am3d="http://schemas.microsoft.com/office/drawing/2017/model3d" xmlns:o="urn:schemas-microsoft-com:office:office" xmlns:oel="http://schemas.microsoft.com/office/2019/extlst" xmlns:r="http://schemas.openxmlformats.org/officeDocument/2006/relationships" xmlns:m="http://schemas.openxmlformats.org/officeDocument/2006/math" xmlns:v="urn:schemas-microsoft-com:vml" xmlns:wp14="http://schemas.microsoft.com/office/word/2010/wordprocessingDrawing" xmlns:wp="http://schemas.openxmlformats.org/drawingml/2006/wordprocessingDrawing" xmlns:w10="urn:schemas-microsoft-com:office:word" xmlns:w="http://schemas.openxmlformats.org/wordprocessingml/2006/main" xmlns:w14="http://schemas.microsoft.com/office/word/2010/wordml" xmlns:w15="http://schemas.microsoft.com/office/word/2012/wordml" xmlns:w16cex="http://schemas.microsoft.com/office/word/2018/wordml/cex" xmlns:w16cid="http://schemas.microsoft.com/office/word/2016/wordml/cid" xmlns:w16="http://schemas.microsoft.com/office/word/2018/wordml" xmlns:w16du="http://schemas.microsoft.com/office/word/2023/wordml/word16du" xmlns:w16sdtdh="http://schemas.microsoft.com/office/word/2020/wordml/sdtdatahash" xmlns:w16sdtfl="http://schemas.microsoft.com/office/word/2024/wordml/sdtformatlock" xmlns:w16se="http://schemas.microsoft.com/office/word/2015/wordml/symex" xmlns:wpg="http://schemas.microsoft.com/office/word/2010/wordprocessingGroup" xmlns:wpi="http://schemas.microsoft.com/office/word/2010/wordprocessingInk" xmlns:wne="http://schemas.microsoft.com/office/word/2006/wordml" xmlns:wps="http://schemas.microsoft.com/office/word/2010/wordprocessingShape" mc:Ignorable="w14 w15 w16se w16cid w16 w16cex w16sdtdh w16sdtfl w16du wp14">
+  <w:sdt>
+    <w:sdtPr>
+      <w:id w:val="-1360044341"/>
+      <w:docPartObj>
+        <w:docPartGallery w:val="Page Numbers (Bottom of Page)"/>
+        <w:docPartUnique/>
+      </w:docPartObj>
+    </w:sdtPr>
+    <w:sdtContent>
+      <w:p>
+        <w:pPr>
+          <w:pStyle w:val="Rodap"/>
+          <w:jc w:val="right"/>
+        </w:pPr>
+        <w:r>
+          <w:fldChar w:fldCharType="begin"/>
+        </w:r>
+        <w:r>
+          <w:instrText>PAGE   \* MERGEFORMAT</w:instrText>
+        </w:r>
+        <w:r>
+          <w:fldChar w:fldCharType="separate"/>
+        </w:r>
+        <w:r>
+          <w:t>2</w:t>
+        </w:r>
+        <w:r>
+          <w:fldChar w:fldCharType="end"/>
+        </w:r>
+      </w:p>
+    </w:sdtContent>
+  </w:sdt>
+  <w:p>
+    <w:pPr>
+      <w:pStyle w:val="Rodap"/>
+    </w:pPr>
+  </w:p>
+</w:ftr>
 </file>
 
 <file path=word/footnotes.xml><?xml version="1.0" encoding="utf-8"?>
@@ -680,7 +2072,7 @@
           <wp:extent cx="3015839" cy="524635"/>
           <wp:effectExtent l="0" t="0" r="0" b="0"/>
           <wp:wrapSquare wrapText="bothSides"/>
-          <wp:docPr id="8" name="Picture 8"/>
+          <wp:docPr id="242205068" name="Picture 8"/>
           <wp:cNvGraphicFramePr/>
           <a:graphic xmlns:a="http://schemas.openxmlformats.org/drawingml/2006/main">
             <a:graphicData uri="http://schemas.openxmlformats.org/drawingml/2006/picture">
@@ -793,7 +2185,7 @@
           <wp:extent cx="3015839" cy="524635"/>
           <wp:effectExtent l="0" t="0" r="0" b="0"/>
           <wp:wrapSquare wrapText="bothSides"/>
-          <wp:docPr id="2044126125" name="Picture 8"/>
+          <wp:docPr id="602644057" name="Picture 8"/>
           <wp:cNvGraphicFramePr/>
           <a:graphic xmlns:a="http://schemas.openxmlformats.org/drawingml/2006/main">
             <a:graphicData uri="http://schemas.openxmlformats.org/drawingml/2006/picture">
@@ -906,7 +2298,7 @@
           <wp:extent cx="3015839" cy="524635"/>
           <wp:effectExtent l="0" t="0" r="0" b="0"/>
           <wp:wrapSquare wrapText="bothSides"/>
-          <wp:docPr id="1322883440" name="Picture 8"/>
+          <wp:docPr id="1230402855" name="Picture 8"/>
           <wp:cNvGraphicFramePr/>
           <a:graphic xmlns:a="http://schemas.openxmlformats.org/drawingml/2006/main">
             <a:graphicData uri="http://schemas.openxmlformats.org/drawingml/2006/picture">
@@ -998,6 +2390,679 @@
 <file path=word/numbering.xml><?xml version="1.0" encoding="utf-8"?>
 <w:numbering xmlns:wpc="http://schemas.microsoft.com/office/word/2010/wordprocessingCanvas" xmlns:cx="http://schemas.microsoft.com/office/drawing/2014/chartex" xmlns:cx1="http://schemas.microsoft.com/office/drawing/2015/9/8/chartex" xmlns:cx2="http://schemas.microsoft.com/office/drawing/2015/10/21/chartex" xmlns:cx3="http://schemas.microsoft.com/office/drawing/2016/5/9/chartex" xmlns:cx4="http://schemas.microsoft.com/office/drawing/2016/5/10/chartex" xmlns:cx5="http://schemas.microsoft.com/office/drawing/2016/5/11/chartex" xmlns:cx6="http://schemas.microsoft.com/office/drawing/2016/5/12/chartex" xmlns:cx7="http://schemas.microsoft.com/office/drawing/2016/5/13/chartex" xmlns:cx8="http://schemas.microsoft.com/office/drawing/2016/5/14/chartex" xmlns:mc="http://schemas.openxmlformats.org/markup-compatibility/2006" xmlns:aink="http://schemas.microsoft.com/office/drawing/2016/ink" xmlns:am3d="http://schemas.microsoft.com/office/drawing/2017/model3d" xmlns:o="urn:schemas-microsoft-com:office:office" xmlns:oel="http://schemas.microsoft.com/office/2019/extlst" xmlns:r="http://schemas.openxmlformats.org/officeDocument/2006/relationships" xmlns:m="http://schemas.openxmlformats.org/officeDocument/2006/math" xmlns:v="urn:schemas-microsoft-com:vml" xmlns:wp14="http://schemas.microsoft.com/office/word/2010/wordprocessingDrawing" xmlns:wp="http://schemas.openxmlformats.org/drawingml/2006/wordprocessingDrawing" xmlns:w10="urn:schemas-microsoft-com:office:word" xmlns:w="http://schemas.openxmlformats.org/wordprocessingml/2006/main" xmlns:w14="http://schemas.microsoft.com/office/word/2010/wordml" xmlns:w15="http://schemas.microsoft.com/office/word/2012/wordml" xmlns:w16cex="http://schemas.microsoft.com/office/word/2018/wordml/cex" xmlns:w16cid="http://schemas.microsoft.com/office/word/2016/wordml/cid" xmlns:w16="http://schemas.microsoft.com/office/word/2018/wordml" xmlns:w16du="http://schemas.microsoft.com/office/word/2023/wordml/word16du" xmlns:w16sdtdh="http://schemas.microsoft.com/office/word/2020/wordml/sdtdatahash" xmlns:w16sdtfl="http://schemas.microsoft.com/office/word/2024/wordml/sdtformatlock" xmlns:w16se="http://schemas.microsoft.com/office/word/2015/wordml/symex" xmlns:wpg="http://schemas.microsoft.com/office/word/2010/wordprocessingGroup" xmlns:wpi="http://schemas.microsoft.com/office/word/2010/wordprocessingInk" xmlns:wne="http://schemas.microsoft.com/office/word/2006/wordml" xmlns:wps="http://schemas.microsoft.com/office/word/2010/wordprocessingShape" mc:Ignorable="w14 w15 w16se w16cid w16 w16cex w16sdtdh w16sdtfl w16du wp14">
   <w:abstractNum w:abstractNumId="0" w15:restartNumberingAfterBreak="0">
+    <w:nsid w:val="14070226"/>
+    <w:multiLevelType w:val="multilevel"/>
+    <w:tmpl w:val="34DA0EF8"/>
+    <w:lvl w:ilvl="0">
+      <w:start w:val="1"/>
+      <w:numFmt w:val="bullet"/>
+      <w:lvlText w:val=""/>
+      <w:lvlJc w:val="left"/>
+      <w:pPr>
+        <w:tabs>
+          <w:tab w:val="num" w:pos="720"/>
+        </w:tabs>
+        <w:ind w:left="720" w:hanging="360"/>
+      </w:pPr>
+      <w:rPr>
+        <w:rFonts w:ascii="Symbol" w:hAnsi="Symbol" w:hint="default"/>
+        <w:sz w:val="20"/>
+      </w:rPr>
+    </w:lvl>
+    <w:lvl w:ilvl="1" w:tentative="1">
+      <w:start w:val="1"/>
+      <w:numFmt w:val="bullet"/>
+      <w:lvlText w:val="o"/>
+      <w:lvlJc w:val="left"/>
+      <w:pPr>
+        <w:tabs>
+          <w:tab w:val="num" w:pos="1440"/>
+        </w:tabs>
+        <w:ind w:left="1440" w:hanging="360"/>
+      </w:pPr>
+      <w:rPr>
+        <w:rFonts w:ascii="Courier New" w:hAnsi="Courier New" w:hint="default"/>
+        <w:sz w:val="20"/>
+      </w:rPr>
+    </w:lvl>
+    <w:lvl w:ilvl="2" w:tentative="1">
+      <w:start w:val="1"/>
+      <w:numFmt w:val="bullet"/>
+      <w:lvlText w:val=""/>
+      <w:lvlJc w:val="left"/>
+      <w:pPr>
+        <w:tabs>
+          <w:tab w:val="num" w:pos="2160"/>
+        </w:tabs>
+        <w:ind w:left="2160" w:hanging="360"/>
+      </w:pPr>
+      <w:rPr>
+        <w:rFonts w:ascii="Wingdings" w:hAnsi="Wingdings" w:hint="default"/>
+        <w:sz w:val="20"/>
+      </w:rPr>
+    </w:lvl>
+    <w:lvl w:ilvl="3" w:tentative="1">
+      <w:start w:val="1"/>
+      <w:numFmt w:val="bullet"/>
+      <w:lvlText w:val=""/>
+      <w:lvlJc w:val="left"/>
+      <w:pPr>
+        <w:tabs>
+          <w:tab w:val="num" w:pos="2880"/>
+        </w:tabs>
+        <w:ind w:left="2880" w:hanging="360"/>
+      </w:pPr>
+      <w:rPr>
+        <w:rFonts w:ascii="Wingdings" w:hAnsi="Wingdings" w:hint="default"/>
+        <w:sz w:val="20"/>
+      </w:rPr>
+    </w:lvl>
+    <w:lvl w:ilvl="4" w:tentative="1">
+      <w:start w:val="1"/>
+      <w:numFmt w:val="bullet"/>
+      <w:lvlText w:val=""/>
+      <w:lvlJc w:val="left"/>
+      <w:pPr>
+        <w:tabs>
+          <w:tab w:val="num" w:pos="3600"/>
+        </w:tabs>
+        <w:ind w:left="3600" w:hanging="360"/>
+      </w:pPr>
+      <w:rPr>
+        <w:rFonts w:ascii="Wingdings" w:hAnsi="Wingdings" w:hint="default"/>
+        <w:sz w:val="20"/>
+      </w:rPr>
+    </w:lvl>
+    <w:lvl w:ilvl="5" w:tentative="1">
+      <w:start w:val="1"/>
+      <w:numFmt w:val="bullet"/>
+      <w:lvlText w:val=""/>
+      <w:lvlJc w:val="left"/>
+      <w:pPr>
+        <w:tabs>
+          <w:tab w:val="num" w:pos="4320"/>
+        </w:tabs>
+        <w:ind w:left="4320" w:hanging="360"/>
+      </w:pPr>
+      <w:rPr>
+        <w:rFonts w:ascii="Wingdings" w:hAnsi="Wingdings" w:hint="default"/>
+        <w:sz w:val="20"/>
+      </w:rPr>
+    </w:lvl>
+    <w:lvl w:ilvl="6" w:tentative="1">
+      <w:start w:val="1"/>
+      <w:numFmt w:val="bullet"/>
+      <w:lvlText w:val=""/>
+      <w:lvlJc w:val="left"/>
+      <w:pPr>
+        <w:tabs>
+          <w:tab w:val="num" w:pos="5040"/>
+        </w:tabs>
+        <w:ind w:left="5040" w:hanging="360"/>
+      </w:pPr>
+      <w:rPr>
+        <w:rFonts w:ascii="Wingdings" w:hAnsi="Wingdings" w:hint="default"/>
+        <w:sz w:val="20"/>
+      </w:rPr>
+    </w:lvl>
+    <w:lvl w:ilvl="7" w:tentative="1">
+      <w:start w:val="1"/>
+      <w:numFmt w:val="bullet"/>
+      <w:lvlText w:val=""/>
+      <w:lvlJc w:val="left"/>
+      <w:pPr>
+        <w:tabs>
+          <w:tab w:val="num" w:pos="5760"/>
+        </w:tabs>
+        <w:ind w:left="5760" w:hanging="360"/>
+      </w:pPr>
+      <w:rPr>
+        <w:rFonts w:ascii="Wingdings" w:hAnsi="Wingdings" w:hint="default"/>
+        <w:sz w:val="20"/>
+      </w:rPr>
+    </w:lvl>
+    <w:lvl w:ilvl="8" w:tentative="1">
+      <w:start w:val="1"/>
+      <w:numFmt w:val="bullet"/>
+      <w:lvlText w:val=""/>
+      <w:lvlJc w:val="left"/>
+      <w:pPr>
+        <w:tabs>
+          <w:tab w:val="num" w:pos="6480"/>
+        </w:tabs>
+        <w:ind w:left="6480" w:hanging="360"/>
+      </w:pPr>
+      <w:rPr>
+        <w:rFonts w:ascii="Wingdings" w:hAnsi="Wingdings" w:hint="default"/>
+        <w:sz w:val="20"/>
+      </w:rPr>
+    </w:lvl>
+  </w:abstractNum>
+  <w:abstractNum w:abstractNumId="1" w15:restartNumberingAfterBreak="0">
+    <w:nsid w:val="18994857"/>
+    <w:multiLevelType w:val="hybridMultilevel"/>
+    <w:tmpl w:val="C7C66AB4"/>
+    <w:lvl w:ilvl="0" w:tplc="08160001">
+      <w:start w:val="1"/>
+      <w:numFmt w:val="bullet"/>
+      <w:lvlText w:val=""/>
+      <w:lvlJc w:val="left"/>
+      <w:pPr>
+        <w:ind w:left="705" w:hanging="360"/>
+      </w:pPr>
+      <w:rPr>
+        <w:rFonts w:ascii="Symbol" w:hAnsi="Symbol" w:hint="default"/>
+      </w:rPr>
+    </w:lvl>
+    <w:lvl w:ilvl="1" w:tplc="08160003" w:tentative="1">
+      <w:start w:val="1"/>
+      <w:numFmt w:val="bullet"/>
+      <w:lvlText w:val="o"/>
+      <w:lvlJc w:val="left"/>
+      <w:pPr>
+        <w:ind w:left="1425" w:hanging="360"/>
+      </w:pPr>
+      <w:rPr>
+        <w:rFonts w:ascii="Courier New" w:hAnsi="Courier New" w:cs="Courier New" w:hint="default"/>
+      </w:rPr>
+    </w:lvl>
+    <w:lvl w:ilvl="2" w:tplc="08160005" w:tentative="1">
+      <w:start w:val="1"/>
+      <w:numFmt w:val="bullet"/>
+      <w:lvlText w:val=""/>
+      <w:lvlJc w:val="left"/>
+      <w:pPr>
+        <w:ind w:left="2145" w:hanging="360"/>
+      </w:pPr>
+      <w:rPr>
+        <w:rFonts w:ascii="Wingdings" w:hAnsi="Wingdings" w:hint="default"/>
+      </w:rPr>
+    </w:lvl>
+    <w:lvl w:ilvl="3" w:tplc="08160001" w:tentative="1">
+      <w:start w:val="1"/>
+      <w:numFmt w:val="bullet"/>
+      <w:lvlText w:val=""/>
+      <w:lvlJc w:val="left"/>
+      <w:pPr>
+        <w:ind w:left="2865" w:hanging="360"/>
+      </w:pPr>
+      <w:rPr>
+        <w:rFonts w:ascii="Symbol" w:hAnsi="Symbol" w:hint="default"/>
+      </w:rPr>
+    </w:lvl>
+    <w:lvl w:ilvl="4" w:tplc="08160003" w:tentative="1">
+      <w:start w:val="1"/>
+      <w:numFmt w:val="bullet"/>
+      <w:lvlText w:val="o"/>
+      <w:lvlJc w:val="left"/>
+      <w:pPr>
+        <w:ind w:left="3585" w:hanging="360"/>
+      </w:pPr>
+      <w:rPr>
+        <w:rFonts w:ascii="Courier New" w:hAnsi="Courier New" w:cs="Courier New" w:hint="default"/>
+      </w:rPr>
+    </w:lvl>
+    <w:lvl w:ilvl="5" w:tplc="08160005" w:tentative="1">
+      <w:start w:val="1"/>
+      <w:numFmt w:val="bullet"/>
+      <w:lvlText w:val=""/>
+      <w:lvlJc w:val="left"/>
+      <w:pPr>
+        <w:ind w:left="4305" w:hanging="360"/>
+      </w:pPr>
+      <w:rPr>
+        <w:rFonts w:ascii="Wingdings" w:hAnsi="Wingdings" w:hint="default"/>
+      </w:rPr>
+    </w:lvl>
+    <w:lvl w:ilvl="6" w:tplc="08160001" w:tentative="1">
+      <w:start w:val="1"/>
+      <w:numFmt w:val="bullet"/>
+      <w:lvlText w:val=""/>
+      <w:lvlJc w:val="left"/>
+      <w:pPr>
+        <w:ind w:left="5025" w:hanging="360"/>
+      </w:pPr>
+      <w:rPr>
+        <w:rFonts w:ascii="Symbol" w:hAnsi="Symbol" w:hint="default"/>
+      </w:rPr>
+    </w:lvl>
+    <w:lvl w:ilvl="7" w:tplc="08160003" w:tentative="1">
+      <w:start w:val="1"/>
+      <w:numFmt w:val="bullet"/>
+      <w:lvlText w:val="o"/>
+      <w:lvlJc w:val="left"/>
+      <w:pPr>
+        <w:ind w:left="5745" w:hanging="360"/>
+      </w:pPr>
+      <w:rPr>
+        <w:rFonts w:ascii="Courier New" w:hAnsi="Courier New" w:cs="Courier New" w:hint="default"/>
+      </w:rPr>
+    </w:lvl>
+    <w:lvl w:ilvl="8" w:tplc="08160005" w:tentative="1">
+      <w:start w:val="1"/>
+      <w:numFmt w:val="bullet"/>
+      <w:lvlText w:val=""/>
+      <w:lvlJc w:val="left"/>
+      <w:pPr>
+        <w:ind w:left="6465" w:hanging="360"/>
+      </w:pPr>
+      <w:rPr>
+        <w:rFonts w:ascii="Wingdings" w:hAnsi="Wingdings" w:hint="default"/>
+      </w:rPr>
+    </w:lvl>
+  </w:abstractNum>
+  <w:abstractNum w:abstractNumId="2" w15:restartNumberingAfterBreak="0">
+    <w:nsid w:val="32035185"/>
+    <w:multiLevelType w:val="hybridMultilevel"/>
+    <w:tmpl w:val="2C726EE0"/>
+    <w:lvl w:ilvl="0" w:tplc="08160001">
+      <w:start w:val="1"/>
+      <w:numFmt w:val="bullet"/>
+      <w:lvlText w:val=""/>
+      <w:lvlJc w:val="left"/>
+      <w:pPr>
+        <w:ind w:left="705" w:hanging="360"/>
+      </w:pPr>
+      <w:rPr>
+        <w:rFonts w:ascii="Symbol" w:hAnsi="Symbol" w:hint="default"/>
+      </w:rPr>
+    </w:lvl>
+    <w:lvl w:ilvl="1" w:tplc="08160003" w:tentative="1">
+      <w:start w:val="1"/>
+      <w:numFmt w:val="bullet"/>
+      <w:lvlText w:val="o"/>
+      <w:lvlJc w:val="left"/>
+      <w:pPr>
+        <w:ind w:left="1425" w:hanging="360"/>
+      </w:pPr>
+      <w:rPr>
+        <w:rFonts w:ascii="Courier New" w:hAnsi="Courier New" w:cs="Courier New" w:hint="default"/>
+      </w:rPr>
+    </w:lvl>
+    <w:lvl w:ilvl="2" w:tplc="08160005" w:tentative="1">
+      <w:start w:val="1"/>
+      <w:numFmt w:val="bullet"/>
+      <w:lvlText w:val=""/>
+      <w:lvlJc w:val="left"/>
+      <w:pPr>
+        <w:ind w:left="2145" w:hanging="360"/>
+      </w:pPr>
+      <w:rPr>
+        <w:rFonts w:ascii="Wingdings" w:hAnsi="Wingdings" w:hint="default"/>
+      </w:rPr>
+    </w:lvl>
+    <w:lvl w:ilvl="3" w:tplc="08160001" w:tentative="1">
+      <w:start w:val="1"/>
+      <w:numFmt w:val="bullet"/>
+      <w:lvlText w:val=""/>
+      <w:lvlJc w:val="left"/>
+      <w:pPr>
+        <w:ind w:left="2865" w:hanging="360"/>
+      </w:pPr>
+      <w:rPr>
+        <w:rFonts w:ascii="Symbol" w:hAnsi="Symbol" w:hint="default"/>
+      </w:rPr>
+    </w:lvl>
+    <w:lvl w:ilvl="4" w:tplc="08160003" w:tentative="1">
+      <w:start w:val="1"/>
+      <w:numFmt w:val="bullet"/>
+      <w:lvlText w:val="o"/>
+      <w:lvlJc w:val="left"/>
+      <w:pPr>
+        <w:ind w:left="3585" w:hanging="360"/>
+      </w:pPr>
+      <w:rPr>
+        <w:rFonts w:ascii="Courier New" w:hAnsi="Courier New" w:cs="Courier New" w:hint="default"/>
+      </w:rPr>
+    </w:lvl>
+    <w:lvl w:ilvl="5" w:tplc="08160005" w:tentative="1">
+      <w:start w:val="1"/>
+      <w:numFmt w:val="bullet"/>
+      <w:lvlText w:val=""/>
+      <w:lvlJc w:val="left"/>
+      <w:pPr>
+        <w:ind w:left="4305" w:hanging="360"/>
+      </w:pPr>
+      <w:rPr>
+        <w:rFonts w:ascii="Wingdings" w:hAnsi="Wingdings" w:hint="default"/>
+      </w:rPr>
+    </w:lvl>
+    <w:lvl w:ilvl="6" w:tplc="08160001" w:tentative="1">
+      <w:start w:val="1"/>
+      <w:numFmt w:val="bullet"/>
+      <w:lvlText w:val=""/>
+      <w:lvlJc w:val="left"/>
+      <w:pPr>
+        <w:ind w:left="5025" w:hanging="360"/>
+      </w:pPr>
+      <w:rPr>
+        <w:rFonts w:ascii="Symbol" w:hAnsi="Symbol" w:hint="default"/>
+      </w:rPr>
+    </w:lvl>
+    <w:lvl w:ilvl="7" w:tplc="08160003" w:tentative="1">
+      <w:start w:val="1"/>
+      <w:numFmt w:val="bullet"/>
+      <w:lvlText w:val="o"/>
+      <w:lvlJc w:val="left"/>
+      <w:pPr>
+        <w:ind w:left="5745" w:hanging="360"/>
+      </w:pPr>
+      <w:rPr>
+        <w:rFonts w:ascii="Courier New" w:hAnsi="Courier New" w:cs="Courier New" w:hint="default"/>
+      </w:rPr>
+    </w:lvl>
+    <w:lvl w:ilvl="8" w:tplc="08160005" w:tentative="1">
+      <w:start w:val="1"/>
+      <w:numFmt w:val="bullet"/>
+      <w:lvlText w:val=""/>
+      <w:lvlJc w:val="left"/>
+      <w:pPr>
+        <w:ind w:left="6465" w:hanging="360"/>
+      </w:pPr>
+      <w:rPr>
+        <w:rFonts w:ascii="Wingdings" w:hAnsi="Wingdings" w:hint="default"/>
+      </w:rPr>
+    </w:lvl>
+  </w:abstractNum>
+  <w:abstractNum w:abstractNumId="3" w15:restartNumberingAfterBreak="0">
+    <w:nsid w:val="3F3D3EF1"/>
+    <w:multiLevelType w:val="multilevel"/>
+    <w:tmpl w:val="AE3258BE"/>
+    <w:lvl w:ilvl="0">
+      <w:start w:val="1"/>
+      <w:numFmt w:val="bullet"/>
+      <w:lvlText w:val=""/>
+      <w:lvlJc w:val="left"/>
+      <w:pPr>
+        <w:tabs>
+          <w:tab w:val="num" w:pos="720"/>
+        </w:tabs>
+        <w:ind w:left="720" w:hanging="360"/>
+      </w:pPr>
+      <w:rPr>
+        <w:rFonts w:ascii="Symbol" w:hAnsi="Symbol" w:hint="default"/>
+        <w:sz w:val="20"/>
+      </w:rPr>
+    </w:lvl>
+    <w:lvl w:ilvl="1" w:tentative="1">
+      <w:start w:val="1"/>
+      <w:numFmt w:val="bullet"/>
+      <w:lvlText w:val="o"/>
+      <w:lvlJc w:val="left"/>
+      <w:pPr>
+        <w:tabs>
+          <w:tab w:val="num" w:pos="1440"/>
+        </w:tabs>
+        <w:ind w:left="1440" w:hanging="360"/>
+      </w:pPr>
+      <w:rPr>
+        <w:rFonts w:ascii="Courier New" w:hAnsi="Courier New" w:hint="default"/>
+        <w:sz w:val="20"/>
+      </w:rPr>
+    </w:lvl>
+    <w:lvl w:ilvl="2" w:tentative="1">
+      <w:start w:val="1"/>
+      <w:numFmt w:val="bullet"/>
+      <w:lvlText w:val=""/>
+      <w:lvlJc w:val="left"/>
+      <w:pPr>
+        <w:tabs>
+          <w:tab w:val="num" w:pos="2160"/>
+        </w:tabs>
+        <w:ind w:left="2160" w:hanging="360"/>
+      </w:pPr>
+      <w:rPr>
+        <w:rFonts w:ascii="Wingdings" w:hAnsi="Wingdings" w:hint="default"/>
+        <w:sz w:val="20"/>
+      </w:rPr>
+    </w:lvl>
+    <w:lvl w:ilvl="3" w:tentative="1">
+      <w:start w:val="1"/>
+      <w:numFmt w:val="bullet"/>
+      <w:lvlText w:val=""/>
+      <w:lvlJc w:val="left"/>
+      <w:pPr>
+        <w:tabs>
+          <w:tab w:val="num" w:pos="2880"/>
+        </w:tabs>
+        <w:ind w:left="2880" w:hanging="360"/>
+      </w:pPr>
+      <w:rPr>
+        <w:rFonts w:ascii="Wingdings" w:hAnsi="Wingdings" w:hint="default"/>
+        <w:sz w:val="20"/>
+      </w:rPr>
+    </w:lvl>
+    <w:lvl w:ilvl="4" w:tentative="1">
+      <w:start w:val="1"/>
+      <w:numFmt w:val="bullet"/>
+      <w:lvlText w:val=""/>
+      <w:lvlJc w:val="left"/>
+      <w:pPr>
+        <w:tabs>
+          <w:tab w:val="num" w:pos="3600"/>
+        </w:tabs>
+        <w:ind w:left="3600" w:hanging="360"/>
+      </w:pPr>
+      <w:rPr>
+        <w:rFonts w:ascii="Wingdings" w:hAnsi="Wingdings" w:hint="default"/>
+        <w:sz w:val="20"/>
+      </w:rPr>
+    </w:lvl>
+    <w:lvl w:ilvl="5" w:tentative="1">
+      <w:start w:val="1"/>
+      <w:numFmt w:val="bullet"/>
+      <w:lvlText w:val=""/>
+      <w:lvlJc w:val="left"/>
+      <w:pPr>
+        <w:tabs>
+          <w:tab w:val="num" w:pos="4320"/>
+        </w:tabs>
+        <w:ind w:left="4320" w:hanging="360"/>
+      </w:pPr>
+      <w:rPr>
+        <w:rFonts w:ascii="Wingdings" w:hAnsi="Wingdings" w:hint="default"/>
+        <w:sz w:val="20"/>
+      </w:rPr>
+    </w:lvl>
+    <w:lvl w:ilvl="6" w:tentative="1">
+      <w:start w:val="1"/>
+      <w:numFmt w:val="bullet"/>
+      <w:lvlText w:val=""/>
+      <w:lvlJc w:val="left"/>
+      <w:pPr>
+        <w:tabs>
+          <w:tab w:val="num" w:pos="5040"/>
+        </w:tabs>
+        <w:ind w:left="5040" w:hanging="360"/>
+      </w:pPr>
+      <w:rPr>
+        <w:rFonts w:ascii="Wingdings" w:hAnsi="Wingdings" w:hint="default"/>
+        <w:sz w:val="20"/>
+      </w:rPr>
+    </w:lvl>
+    <w:lvl w:ilvl="7" w:tentative="1">
+      <w:start w:val="1"/>
+      <w:numFmt w:val="bullet"/>
+      <w:lvlText w:val=""/>
+      <w:lvlJc w:val="left"/>
+      <w:pPr>
+        <w:tabs>
+          <w:tab w:val="num" w:pos="5760"/>
+        </w:tabs>
+        <w:ind w:left="5760" w:hanging="360"/>
+      </w:pPr>
+      <w:rPr>
+        <w:rFonts w:ascii="Wingdings" w:hAnsi="Wingdings" w:hint="default"/>
+        <w:sz w:val="20"/>
+      </w:rPr>
+    </w:lvl>
+    <w:lvl w:ilvl="8" w:tentative="1">
+      <w:start w:val="1"/>
+      <w:numFmt w:val="bullet"/>
+      <w:lvlText w:val=""/>
+      <w:lvlJc w:val="left"/>
+      <w:pPr>
+        <w:tabs>
+          <w:tab w:val="num" w:pos="6480"/>
+        </w:tabs>
+        <w:ind w:left="6480" w:hanging="360"/>
+      </w:pPr>
+      <w:rPr>
+        <w:rFonts w:ascii="Wingdings" w:hAnsi="Wingdings" w:hint="default"/>
+        <w:sz w:val="20"/>
+      </w:rPr>
+    </w:lvl>
+  </w:abstractNum>
+  <w:abstractNum w:abstractNumId="4" w15:restartNumberingAfterBreak="0">
+    <w:nsid w:val="464D4045"/>
+    <w:multiLevelType w:val="multilevel"/>
+    <w:tmpl w:val="C80ADD60"/>
+    <w:lvl w:ilvl="0">
+      <w:start w:val="1"/>
+      <w:numFmt w:val="bullet"/>
+      <w:lvlText w:val=""/>
+      <w:lvlJc w:val="left"/>
+      <w:pPr>
+        <w:tabs>
+          <w:tab w:val="num" w:pos="720"/>
+        </w:tabs>
+        <w:ind w:left="720" w:hanging="360"/>
+      </w:pPr>
+      <w:rPr>
+        <w:rFonts w:ascii="Symbol" w:hAnsi="Symbol" w:hint="default"/>
+        <w:sz w:val="20"/>
+      </w:rPr>
+    </w:lvl>
+    <w:lvl w:ilvl="1" w:tentative="1">
+      <w:start w:val="1"/>
+      <w:numFmt w:val="bullet"/>
+      <w:lvlText w:val="o"/>
+      <w:lvlJc w:val="left"/>
+      <w:pPr>
+        <w:tabs>
+          <w:tab w:val="num" w:pos="1440"/>
+        </w:tabs>
+        <w:ind w:left="1440" w:hanging="360"/>
+      </w:pPr>
+      <w:rPr>
+        <w:rFonts w:ascii="Courier New" w:hAnsi="Courier New" w:hint="default"/>
+        <w:sz w:val="20"/>
+      </w:rPr>
+    </w:lvl>
+    <w:lvl w:ilvl="2" w:tentative="1">
+      <w:start w:val="1"/>
+      <w:numFmt w:val="bullet"/>
+      <w:lvlText w:val=""/>
+      <w:lvlJc w:val="left"/>
+      <w:pPr>
+        <w:tabs>
+          <w:tab w:val="num" w:pos="2160"/>
+        </w:tabs>
+        <w:ind w:left="2160" w:hanging="360"/>
+      </w:pPr>
+      <w:rPr>
+        <w:rFonts w:ascii="Wingdings" w:hAnsi="Wingdings" w:hint="default"/>
+        <w:sz w:val="20"/>
+      </w:rPr>
+    </w:lvl>
+    <w:lvl w:ilvl="3" w:tentative="1">
+      <w:start w:val="1"/>
+      <w:numFmt w:val="bullet"/>
+      <w:lvlText w:val=""/>
+      <w:lvlJc w:val="left"/>
+      <w:pPr>
+        <w:tabs>
+          <w:tab w:val="num" w:pos="2880"/>
+        </w:tabs>
+        <w:ind w:left="2880" w:hanging="360"/>
+      </w:pPr>
+      <w:rPr>
+        <w:rFonts w:ascii="Wingdings" w:hAnsi="Wingdings" w:hint="default"/>
+        <w:sz w:val="20"/>
+      </w:rPr>
+    </w:lvl>
+    <w:lvl w:ilvl="4" w:tentative="1">
+      <w:start w:val="1"/>
+      <w:numFmt w:val="bullet"/>
+      <w:lvlText w:val=""/>
+      <w:lvlJc w:val="left"/>
+      <w:pPr>
+        <w:tabs>
+          <w:tab w:val="num" w:pos="3600"/>
+        </w:tabs>
+        <w:ind w:left="3600" w:hanging="360"/>
+      </w:pPr>
+      <w:rPr>
+        <w:rFonts w:ascii="Wingdings" w:hAnsi="Wingdings" w:hint="default"/>
+        <w:sz w:val="20"/>
+      </w:rPr>
+    </w:lvl>
+    <w:lvl w:ilvl="5" w:tentative="1">
+      <w:start w:val="1"/>
+      <w:numFmt w:val="bullet"/>
+      <w:lvlText w:val=""/>
+      <w:lvlJc w:val="left"/>
+      <w:pPr>
+        <w:tabs>
+          <w:tab w:val="num" w:pos="4320"/>
+        </w:tabs>
+        <w:ind w:left="4320" w:hanging="360"/>
+      </w:pPr>
+      <w:rPr>
+        <w:rFonts w:ascii="Wingdings" w:hAnsi="Wingdings" w:hint="default"/>
+        <w:sz w:val="20"/>
+      </w:rPr>
+    </w:lvl>
+    <w:lvl w:ilvl="6" w:tentative="1">
+      <w:start w:val="1"/>
+      <w:numFmt w:val="bullet"/>
+      <w:lvlText w:val=""/>
+      <w:lvlJc w:val="left"/>
+      <w:pPr>
+        <w:tabs>
+          <w:tab w:val="num" w:pos="5040"/>
+        </w:tabs>
+        <w:ind w:left="5040" w:hanging="360"/>
+      </w:pPr>
+      <w:rPr>
+        <w:rFonts w:ascii="Wingdings" w:hAnsi="Wingdings" w:hint="default"/>
+        <w:sz w:val="20"/>
+      </w:rPr>
+    </w:lvl>
+    <w:lvl w:ilvl="7" w:tentative="1">
+      <w:start w:val="1"/>
+      <w:numFmt w:val="bullet"/>
+      <w:lvlText w:val=""/>
+      <w:lvlJc w:val="left"/>
+      <w:pPr>
+        <w:tabs>
+          <w:tab w:val="num" w:pos="5760"/>
+        </w:tabs>
+        <w:ind w:left="5760" w:hanging="360"/>
+      </w:pPr>
+      <w:rPr>
+        <w:rFonts w:ascii="Wingdings" w:hAnsi="Wingdings" w:hint="default"/>
+        <w:sz w:val="20"/>
+      </w:rPr>
+    </w:lvl>
+    <w:lvl w:ilvl="8" w:tentative="1">
+      <w:start w:val="1"/>
+      <w:numFmt w:val="bullet"/>
+      <w:lvlText w:val=""/>
+      <w:lvlJc w:val="left"/>
+      <w:pPr>
+        <w:tabs>
+          <w:tab w:val="num" w:pos="6480"/>
+        </w:tabs>
+        <w:ind w:left="6480" w:hanging="360"/>
+      </w:pPr>
+      <w:rPr>
+        <w:rFonts w:ascii="Wingdings" w:hAnsi="Wingdings" w:hint="default"/>
+        <w:sz w:val="20"/>
+      </w:rPr>
+    </w:lvl>
+  </w:abstractNum>
+  <w:abstractNum w:abstractNumId="5" w15:restartNumberingAfterBreak="0">
     <w:nsid w:val="51F4505D"/>
     <w:multiLevelType w:val="hybridMultilevel"/>
     <w:tmpl w:val="C52CC4E4"/>
@@ -1086,7 +3151,7 @@
       </w:pPr>
     </w:lvl>
   </w:abstractNum>
-  <w:abstractNum w:abstractNumId="1" w15:restartNumberingAfterBreak="0">
+  <w:abstractNum w:abstractNumId="6" w15:restartNumberingAfterBreak="0">
     <w:nsid w:val="683215DE"/>
     <w:multiLevelType w:val="hybridMultilevel"/>
     <w:tmpl w:val="32C4123A"/>
@@ -1298,11 +3363,294 @@
       </w:rPr>
     </w:lvl>
   </w:abstractNum>
+  <w:abstractNum w:abstractNumId="7" w15:restartNumberingAfterBreak="0">
+    <w:nsid w:val="72F624C4"/>
+    <w:multiLevelType w:val="multilevel"/>
+    <w:tmpl w:val="6EEA7506"/>
+    <w:lvl w:ilvl="0">
+      <w:start w:val="1"/>
+      <w:numFmt w:val="bullet"/>
+      <w:lvlText w:val=""/>
+      <w:lvlJc w:val="left"/>
+      <w:pPr>
+        <w:tabs>
+          <w:tab w:val="num" w:pos="720"/>
+        </w:tabs>
+        <w:ind w:left="720" w:hanging="360"/>
+      </w:pPr>
+      <w:rPr>
+        <w:rFonts w:ascii="Symbol" w:hAnsi="Symbol" w:hint="default"/>
+        <w:sz w:val="20"/>
+      </w:rPr>
+    </w:lvl>
+    <w:lvl w:ilvl="1" w:tentative="1">
+      <w:start w:val="1"/>
+      <w:numFmt w:val="bullet"/>
+      <w:lvlText w:val="o"/>
+      <w:lvlJc w:val="left"/>
+      <w:pPr>
+        <w:tabs>
+          <w:tab w:val="num" w:pos="1440"/>
+        </w:tabs>
+        <w:ind w:left="1440" w:hanging="360"/>
+      </w:pPr>
+      <w:rPr>
+        <w:rFonts w:ascii="Courier New" w:hAnsi="Courier New" w:hint="default"/>
+        <w:sz w:val="20"/>
+      </w:rPr>
+    </w:lvl>
+    <w:lvl w:ilvl="2" w:tentative="1">
+      <w:start w:val="1"/>
+      <w:numFmt w:val="bullet"/>
+      <w:lvlText w:val=""/>
+      <w:lvlJc w:val="left"/>
+      <w:pPr>
+        <w:tabs>
+          <w:tab w:val="num" w:pos="2160"/>
+        </w:tabs>
+        <w:ind w:left="2160" w:hanging="360"/>
+      </w:pPr>
+      <w:rPr>
+        <w:rFonts w:ascii="Wingdings" w:hAnsi="Wingdings" w:hint="default"/>
+        <w:sz w:val="20"/>
+      </w:rPr>
+    </w:lvl>
+    <w:lvl w:ilvl="3" w:tentative="1">
+      <w:start w:val="1"/>
+      <w:numFmt w:val="bullet"/>
+      <w:lvlText w:val=""/>
+      <w:lvlJc w:val="left"/>
+      <w:pPr>
+        <w:tabs>
+          <w:tab w:val="num" w:pos="2880"/>
+        </w:tabs>
+        <w:ind w:left="2880" w:hanging="360"/>
+      </w:pPr>
+      <w:rPr>
+        <w:rFonts w:ascii="Wingdings" w:hAnsi="Wingdings" w:hint="default"/>
+        <w:sz w:val="20"/>
+      </w:rPr>
+    </w:lvl>
+    <w:lvl w:ilvl="4" w:tentative="1">
+      <w:start w:val="1"/>
+      <w:numFmt w:val="bullet"/>
+      <w:lvlText w:val=""/>
+      <w:lvlJc w:val="left"/>
+      <w:pPr>
+        <w:tabs>
+          <w:tab w:val="num" w:pos="3600"/>
+        </w:tabs>
+        <w:ind w:left="3600" w:hanging="360"/>
+      </w:pPr>
+      <w:rPr>
+        <w:rFonts w:ascii="Wingdings" w:hAnsi="Wingdings" w:hint="default"/>
+        <w:sz w:val="20"/>
+      </w:rPr>
+    </w:lvl>
+    <w:lvl w:ilvl="5" w:tentative="1">
+      <w:start w:val="1"/>
+      <w:numFmt w:val="bullet"/>
+      <w:lvlText w:val=""/>
+      <w:lvlJc w:val="left"/>
+      <w:pPr>
+        <w:tabs>
+          <w:tab w:val="num" w:pos="4320"/>
+        </w:tabs>
+        <w:ind w:left="4320" w:hanging="360"/>
+      </w:pPr>
+      <w:rPr>
+        <w:rFonts w:ascii="Wingdings" w:hAnsi="Wingdings" w:hint="default"/>
+        <w:sz w:val="20"/>
+      </w:rPr>
+    </w:lvl>
+    <w:lvl w:ilvl="6" w:tentative="1">
+      <w:start w:val="1"/>
+      <w:numFmt w:val="bullet"/>
+      <w:lvlText w:val=""/>
+      <w:lvlJc w:val="left"/>
+      <w:pPr>
+        <w:tabs>
+          <w:tab w:val="num" w:pos="5040"/>
+        </w:tabs>
+        <w:ind w:left="5040" w:hanging="360"/>
+      </w:pPr>
+      <w:rPr>
+        <w:rFonts w:ascii="Wingdings" w:hAnsi="Wingdings" w:hint="default"/>
+        <w:sz w:val="20"/>
+      </w:rPr>
+    </w:lvl>
+    <w:lvl w:ilvl="7" w:tentative="1">
+      <w:start w:val="1"/>
+      <w:numFmt w:val="bullet"/>
+      <w:lvlText w:val=""/>
+      <w:lvlJc w:val="left"/>
+      <w:pPr>
+        <w:tabs>
+          <w:tab w:val="num" w:pos="5760"/>
+        </w:tabs>
+        <w:ind w:left="5760" w:hanging="360"/>
+      </w:pPr>
+      <w:rPr>
+        <w:rFonts w:ascii="Wingdings" w:hAnsi="Wingdings" w:hint="default"/>
+        <w:sz w:val="20"/>
+      </w:rPr>
+    </w:lvl>
+    <w:lvl w:ilvl="8" w:tentative="1">
+      <w:start w:val="1"/>
+      <w:numFmt w:val="bullet"/>
+      <w:lvlText w:val=""/>
+      <w:lvlJc w:val="left"/>
+      <w:pPr>
+        <w:tabs>
+          <w:tab w:val="num" w:pos="6480"/>
+        </w:tabs>
+        <w:ind w:left="6480" w:hanging="360"/>
+      </w:pPr>
+      <w:rPr>
+        <w:rFonts w:ascii="Wingdings" w:hAnsi="Wingdings" w:hint="default"/>
+        <w:sz w:val="20"/>
+      </w:rPr>
+    </w:lvl>
+  </w:abstractNum>
+  <w:abstractNum w:abstractNumId="8" w15:restartNumberingAfterBreak="0">
+    <w:nsid w:val="799B1296"/>
+    <w:multiLevelType w:val="hybridMultilevel"/>
+    <w:tmpl w:val="950C8558"/>
+    <w:lvl w:ilvl="0" w:tplc="08160001">
+      <w:start w:val="1"/>
+      <w:numFmt w:val="bullet"/>
+      <w:lvlText w:val=""/>
+      <w:lvlJc w:val="left"/>
+      <w:pPr>
+        <w:ind w:left="705" w:hanging="360"/>
+      </w:pPr>
+      <w:rPr>
+        <w:rFonts w:ascii="Symbol" w:hAnsi="Symbol" w:hint="default"/>
+      </w:rPr>
+    </w:lvl>
+    <w:lvl w:ilvl="1" w:tplc="08160003" w:tentative="1">
+      <w:start w:val="1"/>
+      <w:numFmt w:val="bullet"/>
+      <w:lvlText w:val="o"/>
+      <w:lvlJc w:val="left"/>
+      <w:pPr>
+        <w:ind w:left="1425" w:hanging="360"/>
+      </w:pPr>
+      <w:rPr>
+        <w:rFonts w:ascii="Courier New" w:hAnsi="Courier New" w:cs="Courier New" w:hint="default"/>
+      </w:rPr>
+    </w:lvl>
+    <w:lvl w:ilvl="2" w:tplc="08160005" w:tentative="1">
+      <w:start w:val="1"/>
+      <w:numFmt w:val="bullet"/>
+      <w:lvlText w:val=""/>
+      <w:lvlJc w:val="left"/>
+      <w:pPr>
+        <w:ind w:left="2145" w:hanging="360"/>
+      </w:pPr>
+      <w:rPr>
+        <w:rFonts w:ascii="Wingdings" w:hAnsi="Wingdings" w:hint="default"/>
+      </w:rPr>
+    </w:lvl>
+    <w:lvl w:ilvl="3" w:tplc="08160001" w:tentative="1">
+      <w:start w:val="1"/>
+      <w:numFmt w:val="bullet"/>
+      <w:lvlText w:val=""/>
+      <w:lvlJc w:val="left"/>
+      <w:pPr>
+        <w:ind w:left="2865" w:hanging="360"/>
+      </w:pPr>
+      <w:rPr>
+        <w:rFonts w:ascii="Symbol" w:hAnsi="Symbol" w:hint="default"/>
+      </w:rPr>
+    </w:lvl>
+    <w:lvl w:ilvl="4" w:tplc="08160003" w:tentative="1">
+      <w:start w:val="1"/>
+      <w:numFmt w:val="bullet"/>
+      <w:lvlText w:val="o"/>
+      <w:lvlJc w:val="left"/>
+      <w:pPr>
+        <w:ind w:left="3585" w:hanging="360"/>
+      </w:pPr>
+      <w:rPr>
+        <w:rFonts w:ascii="Courier New" w:hAnsi="Courier New" w:cs="Courier New" w:hint="default"/>
+      </w:rPr>
+    </w:lvl>
+    <w:lvl w:ilvl="5" w:tplc="08160005" w:tentative="1">
+      <w:start w:val="1"/>
+      <w:numFmt w:val="bullet"/>
+      <w:lvlText w:val=""/>
+      <w:lvlJc w:val="left"/>
+      <w:pPr>
+        <w:ind w:left="4305" w:hanging="360"/>
+      </w:pPr>
+      <w:rPr>
+        <w:rFonts w:ascii="Wingdings" w:hAnsi="Wingdings" w:hint="default"/>
+      </w:rPr>
+    </w:lvl>
+    <w:lvl w:ilvl="6" w:tplc="08160001" w:tentative="1">
+      <w:start w:val="1"/>
+      <w:numFmt w:val="bullet"/>
+      <w:lvlText w:val=""/>
+      <w:lvlJc w:val="left"/>
+      <w:pPr>
+        <w:ind w:left="5025" w:hanging="360"/>
+      </w:pPr>
+      <w:rPr>
+        <w:rFonts w:ascii="Symbol" w:hAnsi="Symbol" w:hint="default"/>
+      </w:rPr>
+    </w:lvl>
+    <w:lvl w:ilvl="7" w:tplc="08160003" w:tentative="1">
+      <w:start w:val="1"/>
+      <w:numFmt w:val="bullet"/>
+      <w:lvlText w:val="o"/>
+      <w:lvlJc w:val="left"/>
+      <w:pPr>
+        <w:ind w:left="5745" w:hanging="360"/>
+      </w:pPr>
+      <w:rPr>
+        <w:rFonts w:ascii="Courier New" w:hAnsi="Courier New" w:cs="Courier New" w:hint="default"/>
+      </w:rPr>
+    </w:lvl>
+    <w:lvl w:ilvl="8" w:tplc="08160005" w:tentative="1">
+      <w:start w:val="1"/>
+      <w:numFmt w:val="bullet"/>
+      <w:lvlText w:val=""/>
+      <w:lvlJc w:val="left"/>
+      <w:pPr>
+        <w:ind w:left="6465" w:hanging="360"/>
+      </w:pPr>
+      <w:rPr>
+        <w:rFonts w:ascii="Wingdings" w:hAnsi="Wingdings" w:hint="default"/>
+      </w:rPr>
+    </w:lvl>
+  </w:abstractNum>
   <w:num w:numId="1" w16cid:durableId="985546682">
+    <w:abstractNumId w:val="6"/>
+  </w:num>
+  <w:num w:numId="2" w16cid:durableId="1033072305">
+    <w:abstractNumId w:val="5"/>
+  </w:num>
+  <w:num w:numId="3" w16cid:durableId="1507597024">
+    <w:abstractNumId w:val="2"/>
+  </w:num>
+  <w:num w:numId="4" w16cid:durableId="283582161">
+    <w:abstractNumId w:val="8"/>
+  </w:num>
+  <w:num w:numId="5" w16cid:durableId="1284193587">
     <w:abstractNumId w:val="1"/>
   </w:num>
-  <w:num w:numId="2" w16cid:durableId="1033072305">
+  <w:num w:numId="6" w16cid:durableId="1999183875">
+    <w:abstractNumId w:val="7"/>
+  </w:num>
+  <w:num w:numId="7" w16cid:durableId="1592838">
+    <w:abstractNumId w:val="3"/>
+  </w:num>
+  <w:num w:numId="8" w16cid:durableId="1615087942">
     <w:abstractNumId w:val="0"/>
+  </w:num>
+  <w:num w:numId="9" w16cid:durableId="569534807">
+    <w:abstractNumId w:val="4"/>
   </w:num>
 </w:numbering>
 </file>
@@ -1740,7 +4088,6 @@
   <w:style w:type="character" w:default="1" w:styleId="Tipodeletrapredefinidodopargrafo">
     <w:name w:val="Default Paragraph Font"/>
     <w:uiPriority w:val="1"/>
-    <w:semiHidden/>
     <w:unhideWhenUsed/>
   </w:style>
   <w:style w:type="table" w:default="1" w:styleId="Tabelanormal">
@@ -1772,6 +4119,43 @@
       <w:b/>
       <w:color w:val="000000"/>
       <w:sz w:val="28"/>
+    </w:rPr>
+  </w:style>
+  <w:style w:type="paragraph" w:styleId="PargrafodaLista">
+    <w:name w:val="List Paragraph"/>
+    <w:basedOn w:val="Normal"/>
+    <w:uiPriority w:val="34"/>
+    <w:qFormat/>
+    <w:rsid w:val="00E247B1"/>
+    <w:pPr>
+      <w:ind w:left="720"/>
+      <w:contextualSpacing/>
+    </w:pPr>
+  </w:style>
+  <w:style w:type="paragraph" w:styleId="Rodap">
+    <w:name w:val="footer"/>
+    <w:basedOn w:val="Normal"/>
+    <w:link w:val="RodapCarter"/>
+    <w:uiPriority w:val="99"/>
+    <w:unhideWhenUsed/>
+    <w:rsid w:val="00A506A2"/>
+    <w:pPr>
+      <w:tabs>
+        <w:tab w:val="center" w:pos="4252"/>
+        <w:tab w:val="right" w:pos="8504"/>
+      </w:tabs>
+      <w:spacing w:after="0" w:line="240" w:lineRule="auto"/>
+    </w:pPr>
+  </w:style>
+  <w:style w:type="character" w:customStyle="1" w:styleId="RodapCarter">
+    <w:name w:val="Rodapé Caráter"/>
+    <w:basedOn w:val="Tipodeletrapredefinidodopargrafo"/>
+    <w:link w:val="Rodap"/>
+    <w:uiPriority w:val="99"/>
+    <w:rsid w:val="00A506A2"/>
+    <w:rPr>
+      <w:rFonts w:ascii="Arial" w:eastAsia="Arial" w:hAnsi="Arial" w:cs="Arial"/>
+      <w:color w:val="000000"/>
     </w:rPr>
   </w:style>
 </w:styles>
